--- a/06-学生侧材料/讲义/有机化学/醇醚胺酚.docx
+++ b/06-学生侧材料/讲义/有机化学/醇醚胺酚.docx
@@ -6125,11 +6125,28 @@
             </m:e>
             <m:lim>
               <m:r>
-                <m:rPr>
-                  <m:nor/>
-                  <m:sty m:val="p"/>
-                </m:rPr>
-                <m:t>pyridine</m:t>
+                <m:t>p</m:t>
+              </m:r>
+              <m:r>
+                <m:t>y</m:t>
+              </m:r>
+              <m:r>
+                <m:t>r</m:t>
+              </m:r>
+              <m:r>
+                <m:t>i</m:t>
+              </m:r>
+              <m:r>
+                <m:t>d</m:t>
+              </m:r>
+              <m:r>
+                <m:t>i</m:t>
+              </m:r>
+              <m:r>
+                <m:t>n</m:t>
+              </m:r>
+              <m:r>
+                <m:t>e</m:t>
               </m:r>
             </m:lim>
           </m:limUpp>
@@ -6237,12 +6254,20 @@
             </m:e>
             <m:lim>
               <m:r>
-                <m:rPr>
-                  <m:nor/>
-                  <m:sty m:val="p"/>
-                </m:rPr>
-                <m:t>SN2</m:t>
+                <m:t>S</m:t>
               </m:r>
+              <m:sSub>
+                <m:e>
+                  <m:r>
+                    <m:t>N</m:t>
+                  </m:r>
+                </m:e>
+                <m:sub>
+                  <m:r>
+                    <m:t>2</m:t>
+                  </m:r>
+                </m:sub>
+              </m:sSub>
             </m:lim>
           </m:limUpp>
           <m:r>
@@ -6850,13 +6875,21 @@
               </m:r>
             </m:e>
             <m:lim>
-              <m:r>
-                <m:rPr>
-                  <m:nor/>
-                  <m:sty m:val="p"/>
-                </m:rPr>
-                <m:t>H^+</m:t>
-              </m:r>
+              <m:sSup>
+                <m:e>
+                  <m:r>
+                    <m:t>H</m:t>
+                  </m:r>
+                </m:e>
+                <m:sup>
+                  <m:r>
+                    <m:rPr>
+                      <m:sty m:val="p"/>
+                    </m:rPr>
+                    <m:t>+</m:t>
+                  </m:r>
+                </m:sup>
+              </m:sSup>
             </m:lim>
           </m:limUpp>
           <m:r>
@@ -9471,12 +9504,26 @@
             </m:e>
             <m:lim>
               <m:r>
-                <m:rPr>
-                  <m:nor/>
-                  <m:sty m:val="p"/>
-                </m:rPr>
-                <m:t>H3O^+</m:t>
+                <m:t>H</m:t>
               </m:r>
+              <m:r>
+                <m:t>3</m:t>
+              </m:r>
+              <m:sSup>
+                <m:e>
+                  <m:r>
+                    <m:t>O</m:t>
+                  </m:r>
+                </m:e>
+                <m:sup>
+                  <m:r>
+                    <m:rPr>
+                      <m:sty m:val="p"/>
+                    </m:rPr>
+                    <m:t>+</m:t>
+                  </m:r>
+                </m:sup>
+              </m:sSup>
             </m:lim>
           </m:limUpp>
           <m:r>
@@ -10376,12 +10423,20 @@
             </m:r>
           </m:e>
           <m:lim>
+            <m:sSub>
+              <m:e>
+                <m:r>
+                  <m:t>H</m:t>
+                </m:r>
+              </m:e>
+              <m:sub>
+                <m:r>
+                  <m:t>2</m:t>
+                </m:r>
+              </m:sub>
+            </m:sSub>
             <m:r>
-              <m:rPr>
-                <m:nor/>
-                <m:sty m:val="p"/>
-              </m:rPr>
-              <m:t>H2O</m:t>
+              <m:t>O</m:t>
             </m:r>
           </m:lim>
         </m:limUpp>

--- a/06-学生侧材料/讲义/有机化学/醇醚胺酚.docx
+++ b/06-学生侧材料/讲义/有机化学/醇醚胺酚.docx
@@ -18847,226 +18847,229 @@
         </w:rPr>
         <w:t xml:space="preserve">：</w:t>
       </w:r>
-      <w:r>
-        <w:rPr>
-          <w:rFonts w:ascii="Times New Roman" w:hAnsi="Times New Roman" w:eastAsia="Times New Roman" w:cs="Times New Roman"/>
-        </w:rPr>
-        <w:t xml:space="preserve"> </w:t>
-      </w:r>
-      <w:r>
-        <w:rPr>
-          <w:rFonts w:ascii="Times New Roman" w:hAnsi="Times New Roman" w:eastAsia="Times New Roman" w:cs="Times New Roman"/>
-        </w:rPr>
-        <w:t xml:space="preserve">```</w:t>
-      </w:r>
-      <w:r>
-        <w:rPr>
-          <w:rFonts w:ascii="Times New Roman" w:hAnsi="Times New Roman" w:eastAsia="Times New Roman" w:cs="Times New Roman"/>
-        </w:rPr>
-        <w:t xml:space="preserve"> </w:t>
-      </w:r>
-      <w:r>
-        <w:rPr>
-          <w:rFonts w:ascii="Times New Roman" w:hAnsi="Times New Roman" w:eastAsia="Times New Roman" w:cs="Times New Roman"/>
-        </w:rPr>
-        <w:t>R-OH ⇌ R-X ⇌ R-NH</w:t>
-      </w:r>
-      <w:r>
-        <w:rPr>
-          <w:rFonts w:ascii="Times New Roman" w:hAnsi="Times New Roman" w:eastAsia="Times New Roman" w:cs="Times New Roman"/>
-          <w:vertAlign w:val="subscript"/>
-        </w:rPr>
-        <w:t>2</w:t>
-      </w:r>
-      <w:r>
-        <w:rPr>
-          <w:rFonts w:ascii="Times New Roman" w:hAnsi="Times New Roman" w:eastAsia="Times New Roman" w:cs="Times New Roman"/>
-        </w:rPr>
-        <w:t xml:space="preserve"> </w:t>
-      </w:r>
-      <w:r>
-        <w:rPr>
-          <w:rFonts w:hint="eastAsia" w:ascii="Times New Roman" w:hAnsi="Times New Roman" w:eastAsia="Times New Roman" w:cs="Times New Roman"/>
-        </w:rPr>
-        <w:t>(</w:t>
-      </w:r>
-      <w:r>
-        <w:rPr>
-          <w:rFonts w:hint="eastAsia" w:ascii="Times New Roman" w:hAnsi="Times New Roman" w:eastAsia="FangSong" w:cs="Times New Roman"/>
-        </w:rPr>
-        <w:t>通过取代</w:t>
-      </w:r>
-      <w:r>
-        <w:rPr>
-          <w:rFonts w:hint="eastAsia" w:ascii="Times New Roman" w:hAnsi="Times New Roman" w:eastAsia="Times New Roman" w:cs="Times New Roman"/>
-        </w:rPr>
-        <w:t>)</w:t>
-      </w:r>
-      <w:r>
-        <w:rPr>
-          <w:rFonts w:ascii="Times New Roman" w:hAnsi="Times New Roman" w:eastAsia="Times New Roman" w:cs="Times New Roman"/>
-        </w:rPr>
-        <w:t xml:space="preserve"> </w:t>
-      </w:r>
-      <w:r>
-        <w:rPr>
-          <w:rFonts w:ascii="Times New Roman" w:hAnsi="Times New Roman" w:eastAsia="Times New Roman" w:cs="Times New Roman"/>
-        </w:rPr>
-        <w:t>R-OH → R-CHO/R</w:t>
-      </w:r>
-      <w:r>
-        <w:rPr>
-          <w:rFonts w:ascii="Times New Roman" w:hAnsi="Times New Roman" w:eastAsia="Times New Roman" w:cs="Times New Roman"/>
-          <w:vertAlign w:val="subscript"/>
-        </w:rPr>
-        <w:t>2</w:t>
-      </w:r>
-      <w:r>
-        <w:rPr>
-          <w:rFonts w:ascii="Times New Roman" w:hAnsi="Times New Roman" w:eastAsia="Times New Roman" w:cs="Times New Roman"/>
-        </w:rPr>
-        <w:t xml:space="preserve">CO </w:t>
-      </w:r>
-      <w:r>
-        <w:rPr>
-          <w:rFonts w:hint="eastAsia" w:ascii="Times New Roman" w:hAnsi="Times New Roman" w:eastAsia="Times New Roman" w:cs="Times New Roman"/>
-        </w:rPr>
-        <w:t>(</w:t>
-      </w:r>
-      <w:r>
-        <w:rPr>
-          <w:rFonts w:hint="eastAsia" w:ascii="Times New Roman" w:hAnsi="Times New Roman" w:eastAsia="FangSong" w:cs="Times New Roman"/>
-        </w:rPr>
-        <w:t>通过氧化</w:t>
-      </w:r>
-      <w:r>
-        <w:rPr>
-          <w:rFonts w:hint="eastAsia" w:ascii="Times New Roman" w:hAnsi="Times New Roman" w:eastAsia="Times New Roman" w:cs="Times New Roman"/>
-        </w:rPr>
-        <w:t>)</w:t>
-      </w:r>
-      <w:r>
-        <w:rPr>
-          <w:rFonts w:ascii="Times New Roman" w:hAnsi="Times New Roman" w:eastAsia="Times New Roman" w:cs="Times New Roman"/>
-        </w:rPr>
-        <w:t xml:space="preserve"> </w:t>
-      </w:r>
-      <w:r>
-        <w:rPr>
-          <w:rFonts w:ascii="Times New Roman" w:hAnsi="Times New Roman" w:eastAsia="Times New Roman" w:cs="Times New Roman"/>
-        </w:rPr>
-        <w:t xml:space="preserve">R-OH + R’-OH → R-O-R’ (Williamson)</w:t>
-      </w:r>
-      <w:r>
-        <w:rPr>
-          <w:rFonts w:ascii="Times New Roman" w:hAnsi="Times New Roman" w:eastAsia="Times New Roman" w:cs="Times New Roman"/>
-        </w:rPr>
-        <w:t xml:space="preserve"> </w:t>
-      </w:r>
-      <w:r>
-        <w:rPr>
-          <w:rFonts w:ascii="Times New Roman" w:hAnsi="Times New Roman" w:eastAsia="Times New Roman" w:cs="Times New Roman"/>
-        </w:rPr>
-        <w:t xml:space="preserve">Ar-OH ⇌ Ar-ONa ⇌ Ar-O-R </w:t>
-      </w:r>
-      <w:r>
-        <w:rPr>
-          <w:rFonts w:hint="eastAsia" w:ascii="Times New Roman" w:hAnsi="Times New Roman" w:eastAsia="Times New Roman" w:cs="Times New Roman"/>
-        </w:rPr>
-        <w:t>(</w:t>
-      </w:r>
-      <w:r>
-        <w:rPr>
-          <w:rFonts w:hint="eastAsia" w:ascii="Times New Roman" w:hAnsi="Times New Roman" w:eastAsia="FangSong" w:cs="Times New Roman"/>
-        </w:rPr>
-        <w:t>酚的醚化</w:t>
-      </w:r>
-      <w:r>
-        <w:rPr>
-          <w:rFonts w:hint="eastAsia" w:ascii="Times New Roman" w:hAnsi="Times New Roman" w:eastAsia="Times New Roman" w:cs="Times New Roman"/>
-        </w:rPr>
-        <w:t>)</w:t>
-      </w:r>
-      <w:r>
-        <w:rPr>
-          <w:rFonts w:ascii="Times New Roman" w:hAnsi="Times New Roman" w:eastAsia="Times New Roman" w:cs="Times New Roman"/>
-        </w:rPr>
-        <w:t xml:space="preserve"> </w:t>
-      </w:r>
-      <w:r>
-        <w:rPr>
-          <w:rFonts w:ascii="Times New Roman" w:hAnsi="Times New Roman" w:eastAsia="Times New Roman" w:cs="Times New Roman"/>
-        </w:rPr>
-        <w:t>Ar-NH</w:t>
-      </w:r>
-      <w:r>
-        <w:rPr>
-          <w:rFonts w:ascii="Times New Roman" w:hAnsi="Times New Roman" w:eastAsia="Times New Roman" w:cs="Times New Roman"/>
-          <w:vertAlign w:val="subscript"/>
-        </w:rPr>
-        <w:t>2</w:t>
-      </w:r>
-      <w:r>
-        <w:rPr>
-          <w:rFonts w:ascii="Times New Roman" w:hAnsi="Times New Roman" w:eastAsia="Times New Roman" w:cs="Times New Roman"/>
-        </w:rPr>
-        <w:t xml:space="preserve"> → Ar-N</w:t>
-      </w:r>
-      <w:r>
-        <w:rPr>
-          <w:rFonts w:ascii="Times New Roman" w:hAnsi="Times New Roman" w:eastAsia="Times New Roman" w:cs="Times New Roman"/>
-          <w:vertAlign w:val="subscript"/>
-        </w:rPr>
-        <w:t>2</w:t>
-      </w:r>
-      <w:r>
-        <w:rPr>
-          <w:rFonts w:ascii="Times New Roman" w:hAnsi="Times New Roman" w:eastAsia="Times New Roman" w:cs="Times New Roman"/>
-          <w:vertAlign w:val="superscript"/>
-        </w:rPr>
-        <w:t>+</w:t>
-      </w:r>
-      <w:r>
-        <w:rPr>
-          <w:rFonts w:ascii="Times New Roman" w:hAnsi="Times New Roman" w:eastAsia="Times New Roman" w:cs="Times New Roman"/>
-        </w:rPr>
-        <w:t>X</w:t>
-      </w:r>
-      <w:r>
-        <w:rPr>
-          <w:rFonts w:ascii="Times New Roman" w:hAnsi="Times New Roman" w:eastAsia="Times New Roman" w:cs="Times New Roman"/>
-          <w:vertAlign w:val="superscript"/>
-        </w:rPr>
-        <w:t>-</w:t>
-      </w:r>
-      <w:r>
-        <w:rPr>
-          <w:rFonts w:ascii="Times New Roman" w:hAnsi="Times New Roman" w:eastAsia="Times New Roman" w:cs="Times New Roman"/>
-        </w:rPr>
-        <w:t xml:space="preserve"> → Ar-X/Ar-OH/Ar-CN </w:t>
-      </w:r>
-      <w:r>
-        <w:rPr>
-          <w:rFonts w:hint="eastAsia" w:ascii="Times New Roman" w:hAnsi="Times New Roman" w:eastAsia="Times New Roman" w:cs="Times New Roman"/>
-        </w:rPr>
-        <w:t>(</w:t>
-      </w:r>
-      <w:r>
-        <w:rPr>
-          <w:rFonts w:hint="eastAsia" w:ascii="Times New Roman" w:hAnsi="Times New Roman" w:eastAsia="FangSong" w:cs="Times New Roman"/>
-        </w:rPr>
-        <w:t>重氮化学</w:t>
-      </w:r>
-      <w:r>
-        <w:rPr>
-          <w:rFonts w:hint="eastAsia" w:ascii="Times New Roman" w:hAnsi="Times New Roman" w:eastAsia="Times New Roman" w:cs="Times New Roman"/>
-        </w:rPr>
-        <w:t>)</w:t>
-      </w:r>
     </w:p>
     <w:p>
       <w:pPr>
-        <w:pStyle w:val="BodyText"/>
+        <w:pStyle w:val="Compact"/>
+        <w:numPr>
+          <w:ilvl w:val="0"/>
+          <w:numId w:val="1006"/>
+        </w:numPr>
+      </w:pPr>
+      <w:r>
+        <w:rPr>
+          <w:rFonts w:ascii="Times New Roman" w:hAnsi="Times New Roman" w:eastAsia="Times New Roman" w:cs="Times New Roman"/>
+        </w:rPr>
+        <w:t>R-OH ⇌ R-X ⇌ R-NH</w:t>
+      </w:r>
+      <w:r>
+        <w:rPr>
+          <w:rFonts w:ascii="Times New Roman" w:hAnsi="Times New Roman" w:eastAsia="Times New Roman" w:cs="Times New Roman"/>
+          <w:vertAlign w:val="subscript"/>
+        </w:rPr>
+        <w:t>2</w:t>
+      </w:r>
+      <w:r>
+        <w:rPr>
+          <w:rFonts w:ascii="Times New Roman" w:hAnsi="Times New Roman" w:eastAsia="Times New Roman" w:cs="Times New Roman"/>
+        </w:rPr>
+        <w:t xml:space="preserve"> </w:t>
+      </w:r>
+      <w:r>
+        <w:rPr>
+          <w:rFonts w:hint="eastAsia" w:ascii="Times New Roman" w:hAnsi="Times New Roman" w:eastAsia="Times New Roman" w:cs="Times New Roman"/>
+        </w:rPr>
+        <w:t>(</w:t>
+      </w:r>
+      <w:r>
+        <w:rPr>
+          <w:rFonts w:hint="eastAsia" w:ascii="Times New Roman" w:hAnsi="Times New Roman" w:eastAsia="FangSong" w:cs="Times New Roman"/>
+        </w:rPr>
+        <w:t>通过取代</w:t>
+      </w:r>
+      <w:r>
+        <w:rPr>
+          <w:rFonts w:hint="eastAsia" w:ascii="Times New Roman" w:hAnsi="Times New Roman" w:eastAsia="Times New Roman" w:cs="Times New Roman"/>
+        </w:rPr>
+        <w:t>)</w:t>
+      </w:r>
+    </w:p>
+    <w:p>
+      <w:pPr>
+        <w:pStyle w:val="Compact"/>
+        <w:numPr>
+          <w:ilvl w:val="0"/>
+          <w:numId w:val="1006"/>
+        </w:numPr>
+      </w:pPr>
+      <w:r>
+        <w:rPr>
+          <w:rFonts w:ascii="Times New Roman" w:hAnsi="Times New Roman" w:eastAsia="Times New Roman" w:cs="Times New Roman"/>
+        </w:rPr>
+        <w:t>R-OH → R-CHO/R</w:t>
+      </w:r>
+      <w:r>
+        <w:rPr>
+          <w:rFonts w:ascii="Times New Roman" w:hAnsi="Times New Roman" w:eastAsia="Times New Roman" w:cs="Times New Roman"/>
+          <w:vertAlign w:val="subscript"/>
+        </w:rPr>
+        <w:t>2</w:t>
+      </w:r>
+      <w:r>
+        <w:rPr>
+          <w:rFonts w:ascii="Times New Roman" w:hAnsi="Times New Roman" w:eastAsia="Times New Roman" w:cs="Times New Roman"/>
+        </w:rPr>
+        <w:t xml:space="preserve">CO </w:t>
+      </w:r>
+      <w:r>
+        <w:rPr>
+          <w:rFonts w:hint="eastAsia" w:ascii="Times New Roman" w:hAnsi="Times New Roman" w:eastAsia="Times New Roman" w:cs="Times New Roman"/>
+        </w:rPr>
+        <w:t>(</w:t>
+      </w:r>
+      <w:r>
+        <w:rPr>
+          <w:rFonts w:hint="eastAsia" w:ascii="Times New Roman" w:hAnsi="Times New Roman" w:eastAsia="FangSong" w:cs="Times New Roman"/>
+        </w:rPr>
+        <w:t>通过氧化</w:t>
+      </w:r>
+      <w:r>
+        <w:rPr>
+          <w:rFonts w:hint="eastAsia" w:ascii="Times New Roman" w:hAnsi="Times New Roman" w:eastAsia="Times New Roman" w:cs="Times New Roman"/>
+        </w:rPr>
+        <w:t>)</w:t>
+      </w:r>
+    </w:p>
+    <w:p>
+      <w:pPr>
+        <w:pStyle w:val="Compact"/>
+        <w:numPr>
+          <w:ilvl w:val="0"/>
+          <w:numId w:val="1006"/>
+        </w:numPr>
+      </w:pPr>
+      <w:r>
+        <w:rPr>
+          <w:rFonts w:ascii="Times New Roman" w:hAnsi="Times New Roman" w:eastAsia="Times New Roman" w:cs="Times New Roman"/>
+        </w:rPr>
+        <w:t xml:space="preserve">R-OH + R’-OH → R-O-R’ (Williamson)</w:t>
+      </w:r>
+    </w:p>
+    <w:p>
+      <w:pPr>
+        <w:pStyle w:val="Compact"/>
+        <w:numPr>
+          <w:ilvl w:val="0"/>
+          <w:numId w:val="1006"/>
+        </w:numPr>
+      </w:pPr>
+      <w:r>
+        <w:rPr>
+          <w:rFonts w:ascii="Times New Roman" w:hAnsi="Times New Roman" w:eastAsia="Times New Roman" w:cs="Times New Roman"/>
+        </w:rPr>
+        <w:t xml:space="preserve">Ar-OH ⇌ Ar-ONa ⇌ Ar-O-R </w:t>
+      </w:r>
+      <w:r>
+        <w:rPr>
+          <w:rFonts w:hint="eastAsia" w:ascii="Times New Roman" w:hAnsi="Times New Roman" w:eastAsia="Times New Roman" w:cs="Times New Roman"/>
+        </w:rPr>
+        <w:t>(</w:t>
+      </w:r>
+      <w:r>
+        <w:rPr>
+          <w:rFonts w:hint="eastAsia" w:ascii="Times New Roman" w:hAnsi="Times New Roman" w:eastAsia="FangSong" w:cs="Times New Roman"/>
+        </w:rPr>
+        <w:t>酚的醚化</w:t>
+      </w:r>
+      <w:r>
+        <w:rPr>
+          <w:rFonts w:hint="eastAsia" w:ascii="Times New Roman" w:hAnsi="Times New Roman" w:eastAsia="Times New Roman" w:cs="Times New Roman"/>
+        </w:rPr>
+        <w:t>)</w:t>
+      </w:r>
+    </w:p>
+    <w:p>
+      <w:pPr>
+        <w:pStyle w:val="Compact"/>
+        <w:numPr>
+          <w:ilvl w:val="0"/>
+          <w:numId w:val="1006"/>
+        </w:numPr>
+      </w:pPr>
+      <w:r>
+        <w:rPr>
+          <w:rFonts w:ascii="Times New Roman" w:hAnsi="Times New Roman" w:eastAsia="Times New Roman" w:cs="Times New Roman"/>
+        </w:rPr>
+        <w:t>Ar-NH</w:t>
+      </w:r>
+      <w:r>
+        <w:rPr>
+          <w:rFonts w:ascii="Times New Roman" w:hAnsi="Times New Roman" w:eastAsia="Times New Roman" w:cs="Times New Roman"/>
+          <w:vertAlign w:val="subscript"/>
+        </w:rPr>
+        <w:t>2</w:t>
+      </w:r>
+      <w:r>
+        <w:rPr>
+          <w:rFonts w:ascii="Times New Roman" w:hAnsi="Times New Roman" w:eastAsia="Times New Roman" w:cs="Times New Roman"/>
+        </w:rPr>
+        <w:t xml:space="preserve"> → Ar-N</w:t>
+      </w:r>
+      <w:r>
+        <w:rPr>
+          <w:rFonts w:ascii="Times New Roman" w:hAnsi="Times New Roman" w:eastAsia="Times New Roman" w:cs="Times New Roman"/>
+          <w:vertAlign w:val="subscript"/>
+        </w:rPr>
+        <w:t>2</w:t>
+      </w:r>
+      <w:r>
+        <w:rPr>
+          <w:rFonts w:ascii="Times New Roman" w:hAnsi="Times New Roman" w:eastAsia="Times New Roman" w:cs="Times New Roman"/>
+          <w:vertAlign w:val="superscript"/>
+        </w:rPr>
+        <w:t>+</w:t>
+      </w:r>
+      <w:r>
+        <w:rPr>
+          <w:rFonts w:ascii="Times New Roman" w:hAnsi="Times New Roman" w:eastAsia="Times New Roman" w:cs="Times New Roman"/>
+        </w:rPr>
+        <w:t>X</w:t>
+      </w:r>
+      <w:r>
+        <w:rPr>
+          <w:rFonts w:ascii="Times New Roman" w:hAnsi="Times New Roman" w:eastAsia="Times New Roman" w:cs="Times New Roman"/>
+          <w:vertAlign w:val="superscript"/>
+        </w:rPr>
+        <w:t>-</w:t>
+      </w:r>
+      <w:r>
+        <w:rPr>
+          <w:rFonts w:ascii="Times New Roman" w:hAnsi="Times New Roman" w:eastAsia="Times New Roman" w:cs="Times New Roman"/>
+        </w:rPr>
+        <w:t xml:space="preserve"> → Ar-X/Ar-OH/Ar-CN </w:t>
+      </w:r>
+      <w:r>
+        <w:rPr>
+          <w:rFonts w:hint="eastAsia" w:ascii="Times New Roman" w:hAnsi="Times New Roman" w:eastAsia="Times New Roman" w:cs="Times New Roman"/>
+        </w:rPr>
+        <w:t>(</w:t>
+      </w:r>
+      <w:r>
+        <w:rPr>
+          <w:rFonts w:hint="eastAsia" w:ascii="Times New Roman" w:hAnsi="Times New Roman" w:eastAsia="FangSong" w:cs="Times New Roman"/>
+        </w:rPr>
+        <w:t>重氮化学</w:t>
+      </w:r>
+      <w:r>
+        <w:rPr>
+          <w:rFonts w:hint="eastAsia" w:ascii="Times New Roman" w:hAnsi="Times New Roman" w:eastAsia="Times New Roman" w:cs="Times New Roman"/>
+        </w:rPr>
+        <w:t>)</w:t>
+      </w:r>
+    </w:p>
+    <w:p>
+      <w:pPr>
+        <w:pStyle w:val="FirstParagraph"/>
       </w:pPr>
       <w:r>
         <w:rPr>
@@ -23546,7 +23549,7 @@
         <w:pStyle w:val="Compact"/>
         <w:numPr>
           <w:ilvl w:val="0"/>
-          <w:numId w:val="1006"/>
+          <w:numId w:val="1007"/>
         </w:numPr>
       </w:pPr>
       <w:r>
@@ -23639,7 +23642,7 @@
         <w:pStyle w:val="Compact"/>
         <w:numPr>
           <w:ilvl w:val="0"/>
-          <w:numId w:val="1006"/>
+          <w:numId w:val="1007"/>
         </w:numPr>
       </w:pPr>
       <w:r>
@@ -23720,7 +23723,7 @@
         <w:pStyle w:val="Compact"/>
         <w:numPr>
           <w:ilvl w:val="0"/>
-          <w:numId w:val="1006"/>
+          <w:numId w:val="1007"/>
         </w:numPr>
       </w:pPr>
       <w:r>
@@ -25289,7 +25292,7 @@
         <w:pStyle w:val="Compact"/>
         <w:numPr>
           <w:ilvl w:val="0"/>
-          <w:numId w:val="1007"/>
+          <w:numId w:val="1008"/>
         </w:numPr>
       </w:pPr>
       <w:r>
@@ -25401,161 +25404,6 @@
           <w:rFonts w:hint="eastAsia" w:ascii="Times New Roman" w:hAnsi="Times New Roman" w:eastAsia="Times New Roman" w:cs="Times New Roman"/>
         </w:rPr>
         <w:t>。</w:t>
-      </w:r>
-    </w:p>
-    <w:p>
-      <w:pPr>
-        <w:pStyle w:val="Compact"/>
-        <w:numPr>
-          <w:ilvl w:val="0"/>
-          <w:numId w:val="1007"/>
-        </w:numPr>
-      </w:pPr>
-      <w:r>
-        <w:rPr>
-          <w:rFonts w:hint="eastAsia" w:ascii="Times New Roman" w:hAnsi="Times New Roman" w:eastAsia="FangSong" w:cs="Times New Roman"/>
-        </w:rPr>
-        <w:t xml:space="preserve">设计从苯酚合成</w:t>
-      </w:r>
-      <w:r>
-        <w:rPr>
-          <w:rFonts w:ascii="Times New Roman" w:hAnsi="Times New Roman" w:eastAsia="Times New Roman" w:cs="Times New Roman"/>
-        </w:rPr>
-        <w:t xml:space="preserve"> </w:t>
-      </w:r>
-      <w:r>
-        <w:rPr>
-          <w:rFonts w:hint="eastAsia" w:ascii="Times New Roman" w:hAnsi="Times New Roman" w:eastAsia="Times New Roman" w:cs="Times New Roman"/>
-        </w:rPr>
-        <w:t>2,4,6-</w:t>
-      </w:r>
-      <w:r>
-        <w:rPr>
-          <w:rFonts w:hint="eastAsia" w:ascii="Times New Roman" w:hAnsi="Times New Roman" w:eastAsia="FangSong" w:cs="Times New Roman"/>
-        </w:rPr>
-        <w:t>三溴苯酚的反应条件</w:t>
-      </w:r>
-      <w:r>
-        <w:rPr>
-          <w:rFonts w:hint="eastAsia" w:ascii="Times New Roman" w:hAnsi="Times New Roman" w:eastAsia="Times New Roman" w:cs="Times New Roman"/>
-        </w:rPr>
-        <w:t>。</w:t>
-      </w:r>
-    </w:p>
-    <w:p>
-      <w:pPr>
-        <w:pStyle w:val="Compact"/>
-        <w:numPr>
-          <w:ilvl w:val="0"/>
-          <w:numId w:val="1007"/>
-        </w:numPr>
-      </w:pPr>
-      <w:r>
-        <w:rPr>
-          <w:rFonts w:hint="eastAsia" w:ascii="Times New Roman" w:hAnsi="Times New Roman" w:eastAsia="FangSong" w:cs="Times New Roman"/>
-        </w:rPr>
-        <w:t>判断并解释</w:t>
-      </w:r>
-      <w:r>
-        <w:rPr>
-          <w:rFonts w:hint="eastAsia" w:ascii="Times New Roman" w:hAnsi="Times New Roman" w:eastAsia="Times New Roman" w:cs="Times New Roman"/>
-        </w:rPr>
-        <w:t>：</w:t>
-      </w:r>
-      <w:r>
-        <w:rPr>
-          <w:rFonts w:hint="eastAsia" w:ascii="Times New Roman" w:hAnsi="Times New Roman" w:eastAsia="FangSong" w:cs="Times New Roman"/>
-        </w:rPr>
-        <w:t>苯胺</w:t>
-      </w:r>
-      <w:r>
-        <w:rPr>
-          <w:rFonts w:hint="eastAsia" w:ascii="Times New Roman" w:hAnsi="Times New Roman" w:eastAsia="Times New Roman" w:cs="Times New Roman"/>
-        </w:rPr>
-        <w:t>、</w:t>
-      </w:r>
-      <w:r>
-        <w:rPr>
-          <w:rFonts w:hint="eastAsia" w:ascii="Times New Roman" w:hAnsi="Times New Roman" w:eastAsia="FangSong" w:cs="Times New Roman"/>
-        </w:rPr>
-        <w:t>三甲胺</w:t>
-      </w:r>
-      <w:r>
-        <w:rPr>
-          <w:rFonts w:hint="eastAsia" w:ascii="Times New Roman" w:hAnsi="Times New Roman" w:eastAsia="Times New Roman" w:cs="Times New Roman"/>
-        </w:rPr>
-        <w:t>、</w:t>
-      </w:r>
-      <w:r>
-        <w:rPr>
-          <w:rFonts w:hint="eastAsia" w:ascii="Times New Roman" w:hAnsi="Times New Roman" w:eastAsia="FangSong" w:cs="Times New Roman"/>
-        </w:rPr>
-        <w:t>二乙胺的碱性顺序</w:t>
-      </w:r>
-      <w:r>
-        <w:rPr>
-          <w:rFonts w:hint="eastAsia" w:ascii="Times New Roman" w:hAnsi="Times New Roman" w:eastAsia="Times New Roman" w:cs="Times New Roman"/>
-        </w:rPr>
-        <w:t>。</w:t>
-      </w:r>
-    </w:p>
-    <w:p>
-      <w:pPr>
-        <w:pStyle w:val="Compact"/>
-        <w:numPr>
-          <w:ilvl w:val="0"/>
-          <w:numId w:val="1007"/>
-        </w:numPr>
-      </w:pPr>
-      <w:r>
-        <w:rPr>
-          <w:rFonts w:hint="eastAsia" w:ascii="Times New Roman" w:hAnsi="Times New Roman" w:eastAsia="FangSong" w:cs="Times New Roman"/>
-        </w:rPr>
-        <w:t xml:space="preserve">写出</w:t>
-      </w:r>
-      <w:r>
-        <w:rPr>
-          <w:rFonts w:ascii="Times New Roman" w:hAnsi="Times New Roman" w:eastAsia="Times New Roman" w:cs="Times New Roman"/>
-        </w:rPr>
-        <w:t xml:space="preserve"> Williamson </w:t>
-      </w:r>
-      <w:r>
-        <w:rPr>
-          <w:rFonts w:hint="eastAsia" w:ascii="Times New Roman" w:hAnsi="Times New Roman" w:eastAsia="FangSong" w:cs="Times New Roman"/>
-        </w:rPr>
-        <w:t>合成甲基叔丁基醚的试剂组合</w:t>
-      </w:r>
-      <w:r>
-        <w:rPr>
-          <w:rFonts w:hint="eastAsia" w:ascii="Times New Roman" w:hAnsi="Times New Roman" w:eastAsia="Times New Roman" w:cs="Times New Roman"/>
-        </w:rPr>
-        <w:t>。</w:t>
-      </w:r>
-    </w:p>
-    <w:bookmarkEnd w:id="31"/>
-    <w:bookmarkStart w:id="32" w:name="提高训练"/>
-    <w:p>
-      <w:pPr>
-        <w:pStyle w:val="Heading3"/>
-        <w:spacing w:before="280" w:after="120"/>
-      </w:pPr>
-      <w:r>
-        <w:rPr>
-          <w:rFonts w:ascii="Times New Roman" w:hAnsi="Times New Roman" w:eastAsia="Times New Roman" w:cs="Times New Roman"/>
-        </w:rPr>
-        <w:t xml:space="preserve">6.2 </w:t>
-      </w:r>
-      <w:r>
-        <w:rPr>
-          <w:rFonts w:hint="eastAsia" w:ascii="Times New Roman" w:hAnsi="Times New Roman" w:eastAsia="SimHei" w:cs="Times New Roman"/>
-        </w:rPr>
-        <w:t>提高训练</w:t>
-      </w:r>
-      <w:r>
-        <w:rPr>
-          <w:rFonts w:hint="eastAsia" w:ascii="Times New Roman" w:hAnsi="Times New Roman" w:eastAsia="Times New Roman" w:cs="Times New Roman"/>
-        </w:rPr>
-        <w:t>（⭐⭐⭐）</w:t>
       </w:r>
     </w:p>
     <w:p>
@@ -25570,7 +25418,7 @@
         <w:rPr>
           <w:rFonts w:hint="eastAsia" w:ascii="Times New Roman" w:hAnsi="Times New Roman" w:eastAsia="FangSong" w:cs="Times New Roman"/>
         </w:rPr>
-        <w:t xml:space="preserve">化合物</w:t>
+        <w:t xml:space="preserve">设计从苯酚合成</w:t>
       </w:r>
       <w:r>
         <w:rPr>
@@ -25582,117 +25430,13 @@
         <w:rPr>
           <w:rFonts w:hint="eastAsia" w:ascii="Times New Roman" w:hAnsi="Times New Roman" w:eastAsia="Times New Roman" w:cs="Times New Roman"/>
         </w:rPr>
-        <w:t>A(C</w:t>
-      </w:r>
-      <w:r>
-        <w:rPr>
-          <w:rFonts w:hint="eastAsia" w:ascii="Times New Roman" w:hAnsi="Times New Roman" w:eastAsia="Times New Roman" w:cs="Times New Roman"/>
-          <w:vertAlign w:val="subscript"/>
-        </w:rPr>
-        <w:t>6</w:t>
-      </w:r>
-      <w:r>
-        <w:rPr>
-          <w:rFonts w:hint="eastAsia" w:ascii="Times New Roman" w:hAnsi="Times New Roman" w:eastAsia="Times New Roman" w:cs="Times New Roman"/>
-        </w:rPr>
-        <w:t>H</w:t>
-      </w:r>
-      <w:r>
-        <w:rPr>
-          <w:rFonts w:hint="eastAsia" w:ascii="Times New Roman" w:hAnsi="Times New Roman" w:eastAsia="Times New Roman" w:cs="Times New Roman"/>
-          <w:vertAlign w:val="subscript"/>
-        </w:rPr>
-        <w:t>14</w:t>
-      </w:r>
-      <w:r>
-        <w:rPr>
-          <w:rFonts w:hint="eastAsia" w:ascii="Times New Roman" w:hAnsi="Times New Roman" w:eastAsia="Times New Roman" w:cs="Times New Roman"/>
-        </w:rPr>
-        <w:t>O)</w:t>
-      </w:r>
-      <w:r>
-        <w:rPr>
-          <w:rFonts w:hint="eastAsia" w:ascii="Times New Roman" w:hAnsi="Times New Roman" w:eastAsia="FangSong" w:cs="Times New Roman"/>
-        </w:rPr>
-        <w:t>不与</w:t>
-      </w:r>
-      <w:r>
-        <w:rPr>
-          <w:rFonts w:ascii="Times New Roman" w:hAnsi="Times New Roman" w:eastAsia="Times New Roman" w:cs="Times New Roman"/>
-        </w:rPr>
-        <w:t xml:space="preserve"> Na </w:t>
-      </w:r>
-      <w:r>
-        <w:rPr>
-          <w:rFonts w:hint="eastAsia" w:ascii="Times New Roman" w:hAnsi="Times New Roman" w:eastAsia="FangSong" w:cs="Times New Roman"/>
-        </w:rPr>
-        <w:t>反应</w:t>
-      </w:r>
-      <w:r>
-        <w:rPr>
-          <w:rFonts w:hint="eastAsia" w:ascii="Times New Roman" w:hAnsi="Times New Roman" w:eastAsia="Times New Roman" w:cs="Times New Roman"/>
-        </w:rPr>
-        <w:t>，</w:t>
-      </w:r>
-      <w:r>
-        <w:rPr>
-          <w:rFonts w:hint="eastAsia" w:ascii="Times New Roman" w:hAnsi="Times New Roman" w:eastAsia="FangSong" w:cs="Times New Roman"/>
-        </w:rPr>
-        <w:t>与过量</w:t>
-      </w:r>
-      <w:r>
-        <w:rPr>
-          <w:rFonts w:ascii="Times New Roman" w:hAnsi="Times New Roman" w:eastAsia="Times New Roman" w:cs="Times New Roman"/>
-        </w:rPr>
-        <w:t xml:space="preserve"> HI </w:t>
-      </w:r>
-      <w:r>
-        <w:rPr>
-          <w:rFonts w:hint="eastAsia" w:ascii="Times New Roman" w:hAnsi="Times New Roman" w:eastAsia="FangSong" w:cs="Times New Roman"/>
-        </w:rPr>
-        <w:t xml:space="preserve">加热得到碘乙烷和</w:t>
-      </w:r>
-      <w:r>
-        <w:rPr>
-          <w:rFonts w:ascii="Times New Roman" w:hAnsi="Times New Roman" w:eastAsia="Times New Roman" w:cs="Times New Roman"/>
-        </w:rPr>
-        <w:t xml:space="preserve"> </w:t>
-      </w:r>
-      <w:r>
-        <w:rPr>
-          <w:rFonts w:hint="eastAsia" w:ascii="Times New Roman" w:hAnsi="Times New Roman" w:eastAsia="Times New Roman" w:cs="Times New Roman"/>
-        </w:rPr>
-        <w:t>2-</w:t>
-      </w:r>
-      <w:r>
-        <w:rPr>
-          <w:rFonts w:hint="eastAsia" w:ascii="Times New Roman" w:hAnsi="Times New Roman" w:eastAsia="FangSong" w:cs="Times New Roman"/>
-        </w:rPr>
-        <w:t>碘丁烷</w:t>
-      </w:r>
-      <w:r>
-        <w:rPr>
-          <w:rFonts w:hint="eastAsia" w:ascii="Times New Roman" w:hAnsi="Times New Roman" w:eastAsia="Times New Roman" w:cs="Times New Roman"/>
-        </w:rPr>
-        <w:t>。</w:t>
-      </w:r>
-      <w:r>
-        <w:rPr>
-          <w:rFonts w:hint="eastAsia" w:ascii="Times New Roman" w:hAnsi="Times New Roman" w:eastAsia="FangSong" w:cs="Times New Roman"/>
-        </w:rPr>
-        <w:t>写出</w:t>
-      </w:r>
-      <w:r>
-        <w:rPr>
-          <w:rFonts w:ascii="Times New Roman" w:hAnsi="Times New Roman" w:eastAsia="Times New Roman" w:cs="Times New Roman"/>
-        </w:rPr>
-        <w:t xml:space="preserve"> A </w:t>
-      </w:r>
-      <w:r>
-        <w:rPr>
-          <w:rFonts w:hint="eastAsia" w:ascii="Times New Roman" w:hAnsi="Times New Roman" w:eastAsia="FangSong" w:cs="Times New Roman"/>
-        </w:rPr>
-        <w:t>的结构式和反应式</w:t>
+        <w:t>2,4,6-</w:t>
+      </w:r>
+      <w:r>
+        <w:rPr>
+          <w:rFonts w:hint="eastAsia" w:ascii="Times New Roman" w:hAnsi="Times New Roman" w:eastAsia="FangSong" w:cs="Times New Roman"/>
+        </w:rPr>
+        <w:t>三溴苯酚的反应条件</w:t>
       </w:r>
       <w:r>
         <w:rPr>
@@ -25713,49 +25457,43 @@
         <w:rPr>
           <w:rFonts w:hint="eastAsia" w:ascii="Times New Roman" w:hAnsi="Times New Roman" w:eastAsia="FangSong" w:cs="Times New Roman"/>
         </w:rPr>
-        <w:t xml:space="preserve">设计从苯和不超过</w:t>
-      </w:r>
-      <w:r>
-        <w:rPr>
-          <w:rFonts w:ascii="Times New Roman" w:hAnsi="Times New Roman" w:eastAsia="Times New Roman" w:cs="Times New Roman"/>
-        </w:rPr>
-        <w:t xml:space="preserve"> 3 </w:t>
-      </w:r>
-      <w:r>
-        <w:rPr>
-          <w:rFonts w:hint="eastAsia" w:ascii="Times New Roman" w:hAnsi="Times New Roman" w:eastAsia="FangSong" w:cs="Times New Roman"/>
-        </w:rPr>
-        <w:t xml:space="preserve">个碳的有机物合成</w:t>
-      </w:r>
-      <w:r>
-        <w:rPr>
-          <w:rFonts w:ascii="Times New Roman" w:hAnsi="Times New Roman" w:eastAsia="Times New Roman" w:cs="Times New Roman"/>
-        </w:rPr>
-        <w:t xml:space="preserve"> </w:t>
-      </w:r>
-      <w:r>
-        <w:rPr>
-          <w:rFonts w:hint="eastAsia" w:ascii="Times New Roman" w:hAnsi="Times New Roman" w:eastAsia="Times New Roman" w:cs="Times New Roman"/>
-        </w:rPr>
-        <w:t>1-</w:t>
-      </w:r>
-      <w:r>
-        <w:rPr>
-          <w:rFonts w:hint="eastAsia" w:ascii="Times New Roman" w:hAnsi="Times New Roman" w:eastAsia="FangSong" w:cs="Times New Roman"/>
-        </w:rPr>
-        <w:t>苯基</w:t>
-      </w:r>
-      <w:r>
-        <w:rPr>
-          <w:rFonts w:hint="eastAsia" w:ascii="Times New Roman" w:hAnsi="Times New Roman" w:eastAsia="Times New Roman" w:cs="Times New Roman"/>
-        </w:rPr>
-        <w:t>-2-</w:t>
-      </w:r>
-      <w:r>
-        <w:rPr>
-          <w:rFonts w:hint="eastAsia" w:ascii="Times New Roman" w:hAnsi="Times New Roman" w:eastAsia="FangSong" w:cs="Times New Roman"/>
-        </w:rPr>
-        <w:t>丙醇的路线</w:t>
+        <w:t>判断并解释</w:t>
+      </w:r>
+      <w:r>
+        <w:rPr>
+          <w:rFonts w:hint="eastAsia" w:ascii="Times New Roman" w:hAnsi="Times New Roman" w:eastAsia="Times New Roman" w:cs="Times New Roman"/>
+        </w:rPr>
+        <w:t>：</w:t>
+      </w:r>
+      <w:r>
+        <w:rPr>
+          <w:rFonts w:hint="eastAsia" w:ascii="Times New Roman" w:hAnsi="Times New Roman" w:eastAsia="FangSong" w:cs="Times New Roman"/>
+        </w:rPr>
+        <w:t>苯胺</w:t>
+      </w:r>
+      <w:r>
+        <w:rPr>
+          <w:rFonts w:hint="eastAsia" w:ascii="Times New Roman" w:hAnsi="Times New Roman" w:eastAsia="Times New Roman" w:cs="Times New Roman"/>
+        </w:rPr>
+        <w:t>、</w:t>
+      </w:r>
+      <w:r>
+        <w:rPr>
+          <w:rFonts w:hint="eastAsia" w:ascii="Times New Roman" w:hAnsi="Times New Roman" w:eastAsia="FangSong" w:cs="Times New Roman"/>
+        </w:rPr>
+        <w:t>三甲胺</w:t>
+      </w:r>
+      <w:r>
+        <w:rPr>
+          <w:rFonts w:hint="eastAsia" w:ascii="Times New Roman" w:hAnsi="Times New Roman" w:eastAsia="Times New Roman" w:cs="Times New Roman"/>
+        </w:rPr>
+        <w:t>、</w:t>
+      </w:r>
+      <w:r>
+        <w:rPr>
+          <w:rFonts w:hint="eastAsia" w:ascii="Times New Roman" w:hAnsi="Times New Roman" w:eastAsia="FangSong" w:cs="Times New Roman"/>
+        </w:rPr>
+        <w:t>二乙胺的碱性顺序</w:t>
       </w:r>
       <w:r>
         <w:rPr>
@@ -25776,260 +25514,29 @@
         <w:rPr>
           <w:rFonts w:hint="eastAsia" w:ascii="Times New Roman" w:hAnsi="Times New Roman" w:eastAsia="FangSong" w:cs="Times New Roman"/>
         </w:rPr>
-        <w:t>解释</w:t>
-      </w:r>
-      <w:r>
-        <w:rPr>
-          <w:rFonts w:hint="eastAsia" w:ascii="Times New Roman" w:hAnsi="Times New Roman" w:eastAsia="Times New Roman" w:cs="Times New Roman"/>
-        </w:rPr>
-        <w:t>：</w:t>
-      </w:r>
-      <w:r>
-        <w:rPr>
-          <w:rFonts w:hint="eastAsia" w:ascii="Times New Roman" w:hAnsi="Times New Roman" w:eastAsia="FangSong" w:cs="Times New Roman"/>
-        </w:rPr>
-        <w:t>为什么</w:t>
-      </w:r>
-      <w:r>
-        <w:rPr>
-          <w:rFonts w:ascii="Times New Roman" w:hAnsi="Times New Roman" w:eastAsia="Times New Roman" w:cs="Times New Roman"/>
-        </w:rPr>
-        <w:t xml:space="preserve"> </w:t>
-      </w:r>
-      <w:r>
-        <w:rPr>
-          <w:rFonts w:hint="eastAsia" w:ascii="Times New Roman" w:hAnsi="Times New Roman" w:eastAsia="Times New Roman" w:cs="Times New Roman"/>
-        </w:rPr>
-        <w:t>3-</w:t>
-      </w:r>
-      <w:r>
-        <w:rPr>
-          <w:rFonts w:hint="eastAsia" w:ascii="Times New Roman" w:hAnsi="Times New Roman" w:eastAsia="FangSong" w:cs="Times New Roman"/>
-        </w:rPr>
-        <w:t>丁烯</w:t>
-      </w:r>
-      <w:r>
-        <w:rPr>
-          <w:rFonts w:hint="eastAsia" w:ascii="Times New Roman" w:hAnsi="Times New Roman" w:eastAsia="Times New Roman" w:cs="Times New Roman"/>
-        </w:rPr>
-        <w:t>-1-</w:t>
-      </w:r>
-      <w:r>
-        <w:rPr>
-          <w:rFonts w:hint="eastAsia" w:ascii="Times New Roman" w:hAnsi="Times New Roman" w:eastAsia="FangSong" w:cs="Times New Roman"/>
-        </w:rPr>
-        <w:t>醇</w:t>
-      </w:r>
-      <w:r>
-        <w:rPr>
-          <w:rFonts w:hint="eastAsia" w:ascii="Times New Roman" w:hAnsi="Times New Roman" w:eastAsia="Times New Roman" w:cs="Times New Roman"/>
-        </w:rPr>
-        <w:t>（HOCH</w:t>
-      </w:r>
-      <w:r>
-        <w:rPr>
-          <w:rFonts w:hint="eastAsia" w:ascii="Times New Roman" w:hAnsi="Times New Roman" w:eastAsia="Times New Roman" w:cs="Times New Roman"/>
-          <w:vertAlign w:val="subscript"/>
-        </w:rPr>
-        <w:t>2</w:t>
-      </w:r>
-      <w:r>
-        <w:rPr>
-          <w:rFonts w:hint="eastAsia" w:ascii="Times New Roman" w:hAnsi="Times New Roman" w:eastAsia="Times New Roman" w:cs="Times New Roman"/>
-        </w:rPr>
-        <w:t>CH</w:t>
-      </w:r>
-      <w:r>
-        <w:rPr>
-          <w:rFonts w:hint="eastAsia" w:ascii="Times New Roman" w:hAnsi="Times New Roman" w:eastAsia="Times New Roman" w:cs="Times New Roman"/>
-          <w:vertAlign w:val="subscript"/>
-        </w:rPr>
-        <w:t>2</w:t>
-      </w:r>
-      <w:r>
-        <w:rPr>
-          <w:rFonts w:hint="eastAsia" w:ascii="Times New Roman" w:hAnsi="Times New Roman" w:eastAsia="Times New Roman" w:cs="Times New Roman"/>
-        </w:rPr>
-        <w:t>CH=CH</w:t>
-      </w:r>
-      <w:r>
-        <w:rPr>
-          <w:rFonts w:hint="eastAsia" w:ascii="Times New Roman" w:hAnsi="Times New Roman" w:eastAsia="Times New Roman" w:cs="Times New Roman"/>
-          <w:vertAlign w:val="subscript"/>
-        </w:rPr>
-        <w:t>2</w:t>
-      </w:r>
-      <w:r>
-        <w:rPr>
-          <w:rFonts w:hint="eastAsia" w:ascii="Times New Roman" w:hAnsi="Times New Roman" w:eastAsia="Times New Roman" w:cs="Times New Roman"/>
-        </w:rPr>
-        <w:t>）</w:t>
-      </w:r>
-      <w:r>
-        <w:rPr>
-          <w:rFonts w:hint="eastAsia" w:ascii="Times New Roman" w:hAnsi="Times New Roman" w:eastAsia="FangSong" w:cs="Times New Roman"/>
-        </w:rPr>
-        <w:t>与</w:t>
-      </w:r>
-      <w:r>
-        <w:rPr>
-          <w:rFonts w:ascii="Times New Roman" w:hAnsi="Times New Roman" w:eastAsia="Times New Roman" w:cs="Times New Roman"/>
-        </w:rPr>
-        <w:t xml:space="preserve"> HBr </w:t>
-      </w:r>
-      <w:r>
-        <w:rPr>
-          <w:rFonts w:hint="eastAsia" w:ascii="Times New Roman" w:hAnsi="Times New Roman" w:eastAsia="FangSong" w:cs="Times New Roman"/>
-        </w:rPr>
-        <w:t xml:space="preserve">反应的主要产物是</w:t>
-      </w:r>
-      <w:r>
-        <w:rPr>
-          <w:rFonts w:ascii="Times New Roman" w:hAnsi="Times New Roman" w:eastAsia="Times New Roman" w:cs="Times New Roman"/>
-        </w:rPr>
-        <w:t xml:space="preserve"> </w:t>
-      </w:r>
-      <w:r>
-        <w:rPr>
-          <w:rFonts w:hint="eastAsia" w:ascii="Times New Roman" w:hAnsi="Times New Roman" w:eastAsia="Times New Roman" w:cs="Times New Roman"/>
-        </w:rPr>
-        <w:t>1-</w:t>
-      </w:r>
-      <w:r>
-        <w:rPr>
-          <w:rFonts w:hint="eastAsia" w:ascii="Times New Roman" w:hAnsi="Times New Roman" w:eastAsia="FangSong" w:cs="Times New Roman"/>
-        </w:rPr>
-        <w:t>溴</w:t>
-      </w:r>
-      <w:r>
-        <w:rPr>
-          <w:rFonts w:hint="eastAsia" w:ascii="Times New Roman" w:hAnsi="Times New Roman" w:eastAsia="Times New Roman" w:cs="Times New Roman"/>
-        </w:rPr>
-        <w:t>-3-</w:t>
-      </w:r>
-      <w:r>
-        <w:rPr>
-          <w:rFonts w:hint="eastAsia" w:ascii="Times New Roman" w:hAnsi="Times New Roman" w:eastAsia="FangSong" w:cs="Times New Roman"/>
-        </w:rPr>
-        <w:t>丁烯</w:t>
-      </w:r>
-      <w:r>
-        <w:rPr>
-          <w:rFonts w:hint="eastAsia" w:ascii="Times New Roman" w:hAnsi="Times New Roman" w:eastAsia="Times New Roman" w:cs="Times New Roman"/>
-        </w:rPr>
-        <w:t>（BrCH</w:t>
-      </w:r>
-      <w:r>
-        <w:rPr>
-          <w:rFonts w:hint="eastAsia" w:ascii="Times New Roman" w:hAnsi="Times New Roman" w:eastAsia="Times New Roman" w:cs="Times New Roman"/>
-          <w:vertAlign w:val="subscript"/>
-        </w:rPr>
-        <w:t>2</w:t>
-      </w:r>
-      <w:r>
-        <w:rPr>
-          <w:rFonts w:hint="eastAsia" w:ascii="Times New Roman" w:hAnsi="Times New Roman" w:eastAsia="Times New Roman" w:cs="Times New Roman"/>
-        </w:rPr>
-        <w:t>CH</w:t>
-      </w:r>
-      <w:r>
-        <w:rPr>
-          <w:rFonts w:hint="eastAsia" w:ascii="Times New Roman" w:hAnsi="Times New Roman" w:eastAsia="Times New Roman" w:cs="Times New Roman"/>
-          <w:vertAlign w:val="subscript"/>
-        </w:rPr>
-        <w:t>2</w:t>
-      </w:r>
-      <w:r>
-        <w:rPr>
-          <w:rFonts w:hint="eastAsia" w:ascii="Times New Roman" w:hAnsi="Times New Roman" w:eastAsia="Times New Roman" w:cs="Times New Roman"/>
-        </w:rPr>
-        <w:t>CH=CH</w:t>
-      </w:r>
-      <w:r>
-        <w:rPr>
-          <w:rFonts w:hint="eastAsia" w:ascii="Times New Roman" w:hAnsi="Times New Roman" w:eastAsia="Times New Roman" w:cs="Times New Roman"/>
-          <w:vertAlign w:val="subscript"/>
-        </w:rPr>
-        <w:t>2</w:t>
-      </w:r>
-      <w:r>
-        <w:rPr>
-          <w:rFonts w:hint="eastAsia" w:ascii="Times New Roman" w:hAnsi="Times New Roman" w:eastAsia="Times New Roman" w:cs="Times New Roman"/>
-        </w:rPr>
-        <w:t>），</w:t>
-      </w:r>
-      <w:r>
-        <w:rPr>
-          <w:rFonts w:hint="eastAsia" w:ascii="Times New Roman" w:hAnsi="Times New Roman" w:eastAsia="FangSong" w:cs="Times New Roman"/>
-        </w:rPr>
-        <w:t>而不是</w:t>
-      </w:r>
-      <w:r>
-        <w:rPr>
-          <w:rFonts w:ascii="Times New Roman" w:hAnsi="Times New Roman" w:eastAsia="Times New Roman" w:cs="Times New Roman"/>
-        </w:rPr>
-        <w:t xml:space="preserve"> HBr </w:t>
-      </w:r>
-      <w:r>
-        <w:rPr>
-          <w:rFonts w:hint="eastAsia" w:ascii="Times New Roman" w:hAnsi="Times New Roman" w:eastAsia="FangSong" w:cs="Times New Roman"/>
-        </w:rPr>
-        <w:t>对双键直接加成的产物</w:t>
-      </w:r>
-      <w:r>
-        <w:rPr>
-          <w:rFonts w:hint="eastAsia" w:ascii="Times New Roman" w:hAnsi="Times New Roman" w:eastAsia="Times New Roman" w:cs="Times New Roman"/>
-        </w:rPr>
-        <w:t>？</w:t>
+        <w:t xml:space="preserve">写出</w:t>
+      </w:r>
+      <w:r>
+        <w:rPr>
+          <w:rFonts w:ascii="Times New Roman" w:hAnsi="Times New Roman" w:eastAsia="Times New Roman" w:cs="Times New Roman"/>
+        </w:rPr>
+        <w:t xml:space="preserve"> Williamson </w:t>
+      </w:r>
+      <w:r>
+        <w:rPr>
+          <w:rFonts w:hint="eastAsia" w:ascii="Times New Roman" w:hAnsi="Times New Roman" w:eastAsia="FangSong" w:cs="Times New Roman"/>
+        </w:rPr>
+        <w:t>合成甲基叔丁基醚的试剂组合</w:t>
+      </w:r>
+      <w:r>
+        <w:rPr>
+          <w:rFonts w:hint="eastAsia" w:ascii="Times New Roman" w:hAnsi="Times New Roman" w:eastAsia="Times New Roman" w:cs="Times New Roman"/>
+        </w:rPr>
+        <w:t>。</w:t>
       </w:r>
     </w:p>
-    <w:p>
-      <w:pPr>
-        <w:pStyle w:val="Compact"/>
-        <w:numPr>
-          <w:ilvl w:val="0"/>
-          <w:numId w:val="1008"/>
-        </w:numPr>
-      </w:pPr>
-      <w:r>
-        <w:rPr>
-          <w:rFonts w:hint="eastAsia" w:ascii="Times New Roman" w:hAnsi="Times New Roman" w:eastAsia="FangSong" w:cs="Times New Roman"/>
-        </w:rPr>
-        <w:t xml:space="preserve">用</w:t>
-      </w:r>
-      <w:r>
-        <w:rPr>
-          <w:rFonts w:ascii="Times New Roman" w:hAnsi="Times New Roman" w:eastAsia="Times New Roman" w:cs="Times New Roman"/>
-        </w:rPr>
-        <w:t xml:space="preserve"> Hinsberg </w:t>
-      </w:r>
-      <w:r>
-        <w:rPr>
-          <w:rFonts w:hint="eastAsia" w:ascii="Times New Roman" w:hAnsi="Times New Roman" w:eastAsia="FangSong" w:cs="Times New Roman"/>
-        </w:rPr>
-        <w:t>反应和重氮化反应设计一套区分正丁胺</w:t>
-      </w:r>
-      <w:r>
-        <w:rPr>
-          <w:rFonts w:hint="eastAsia" w:ascii="Times New Roman" w:hAnsi="Times New Roman" w:eastAsia="Times New Roman" w:cs="Times New Roman"/>
-        </w:rPr>
-        <w:t>、</w:t>
-      </w:r>
-      <w:r>
-        <w:rPr>
-          <w:rFonts w:hint="eastAsia" w:ascii="Times New Roman" w:hAnsi="Times New Roman" w:eastAsia="FangSong" w:cs="Times New Roman"/>
-        </w:rPr>
-        <w:t>二乙胺和三甲胺的方案</w:t>
-      </w:r>
-      <w:r>
-        <w:rPr>
-          <w:rFonts w:hint="eastAsia" w:ascii="Times New Roman" w:hAnsi="Times New Roman" w:eastAsia="Times New Roman" w:cs="Times New Roman"/>
-        </w:rPr>
-        <w:t>。</w:t>
-      </w:r>
-    </w:p>
-    <w:bookmarkEnd w:id="32"/>
-    <w:bookmarkStart w:id="33" w:name="挑战"/>
+    <w:bookmarkEnd w:id="31"/>
+    <w:bookmarkStart w:id="32" w:name="提高训练"/>
     <w:p>
       <w:pPr>
         <w:pStyle w:val="Heading3"/>
@@ -26039,19 +25546,19 @@
         <w:rPr>
           <w:rFonts w:ascii="Times New Roman" w:hAnsi="Times New Roman" w:eastAsia="Times New Roman" w:cs="Times New Roman"/>
         </w:rPr>
-        <w:t xml:space="preserve">6.3 </w:t>
+        <w:t xml:space="preserve">6.2 </w:t>
       </w:r>
       <w:r>
         <w:rPr>
           <w:rFonts w:hint="eastAsia" w:ascii="Times New Roman" w:hAnsi="Times New Roman" w:eastAsia="SimHei" w:cs="Times New Roman"/>
         </w:rPr>
-        <w:t>挑战</w:t>
-      </w:r>
-      <w:r>
-        <w:rPr>
-          <w:rFonts w:hint="eastAsia" w:ascii="Times New Roman" w:hAnsi="Times New Roman" w:eastAsia="Times New Roman" w:cs="Times New Roman"/>
-        </w:rPr>
-        <w:t>（⭐⭐⭐⭐⭐）</w:t>
+        <w:t>提高训练</w:t>
+      </w:r>
+      <w:r>
+        <w:rPr>
+          <w:rFonts w:hint="eastAsia" w:ascii="Times New Roman" w:hAnsi="Times New Roman" w:eastAsia="Times New Roman" w:cs="Times New Roman"/>
+        </w:rPr>
+        <w:t>（⭐⭐⭐）</w:t>
       </w:r>
     </w:p>
     <w:p>
@@ -26066,7 +25573,7 @@
         <w:rPr>
           <w:rFonts w:hint="eastAsia" w:ascii="Times New Roman" w:hAnsi="Times New Roman" w:eastAsia="FangSong" w:cs="Times New Roman"/>
         </w:rPr>
-        <w:t xml:space="preserve">某胺</w:t>
+        <w:t xml:space="preserve">化合物</w:t>
       </w:r>
       <w:r>
         <w:rPr>
@@ -26085,7 +25592,7 @@
           <w:rFonts w:hint="eastAsia" w:ascii="Times New Roman" w:hAnsi="Times New Roman" w:eastAsia="Times New Roman" w:cs="Times New Roman"/>
           <w:vertAlign w:val="subscript"/>
         </w:rPr>
-        <w:t>5</w:t>
+        <w:t>6</w:t>
       </w:r>
       <w:r>
         <w:rPr>
@@ -26098,44 +25605,31 @@
           <w:rFonts w:hint="eastAsia" w:ascii="Times New Roman" w:hAnsi="Times New Roman" w:eastAsia="Times New Roman" w:cs="Times New Roman"/>
           <w:vertAlign w:val="subscript"/>
         </w:rPr>
-        <w:t>13</w:t>
-      </w:r>
-      <w:r>
-        <w:rPr>
-          <w:rFonts w:hint="eastAsia" w:ascii="Times New Roman" w:hAnsi="Times New Roman" w:eastAsia="Times New Roman" w:cs="Times New Roman"/>
-        </w:rPr>
-        <w:t>N)</w:t>
-      </w:r>
-      <w:r>
-        <w:rPr>
-          <w:rFonts w:hint="eastAsia" w:ascii="Times New Roman" w:hAnsi="Times New Roman" w:eastAsia="FangSong" w:cs="Times New Roman"/>
-        </w:rPr>
-        <w:t>与</w:t>
-      </w:r>
-      <w:r>
-        <w:rPr>
-          <w:rFonts w:ascii="Times New Roman" w:hAnsi="Times New Roman" w:eastAsia="Times New Roman" w:cs="Times New Roman"/>
-        </w:rPr>
-        <w:t xml:space="preserve"> CH</w:t>
-      </w:r>
-      <w:r>
-        <w:rPr>
-          <w:rFonts w:ascii="Times New Roman" w:hAnsi="Times New Roman" w:eastAsia="Times New Roman" w:cs="Times New Roman"/>
-          <w:vertAlign w:val="subscript"/>
-        </w:rPr>
-        <w:t>3</w:t>
-      </w:r>
-      <w:r>
-        <w:rPr>
-          <w:rFonts w:ascii="Times New Roman" w:hAnsi="Times New Roman" w:eastAsia="Times New Roman" w:cs="Times New Roman"/>
-        </w:rPr>
-        <w:t xml:space="preserve">I </w:t>
-      </w:r>
-      <w:r>
-        <w:rPr>
-          <w:rFonts w:hint="eastAsia" w:ascii="Times New Roman" w:hAnsi="Times New Roman" w:eastAsia="FangSong" w:cs="Times New Roman"/>
-        </w:rPr>
-        <w:t>过量反应后</w:t>
+        <w:t>14</w:t>
+      </w:r>
+      <w:r>
+        <w:rPr>
+          <w:rFonts w:hint="eastAsia" w:ascii="Times New Roman" w:hAnsi="Times New Roman" w:eastAsia="Times New Roman" w:cs="Times New Roman"/>
+        </w:rPr>
+        <w:t>O)</w:t>
+      </w:r>
+      <w:r>
+        <w:rPr>
+          <w:rFonts w:hint="eastAsia" w:ascii="Times New Roman" w:hAnsi="Times New Roman" w:eastAsia="FangSong" w:cs="Times New Roman"/>
+        </w:rPr>
+        <w:t>不与</w:t>
+      </w:r>
+      <w:r>
+        <w:rPr>
+          <w:rFonts w:ascii="Times New Roman" w:hAnsi="Times New Roman" w:eastAsia="Times New Roman" w:cs="Times New Roman"/>
+        </w:rPr>
+        <w:t xml:space="preserve"> Na </w:t>
+      </w:r>
+      <w:r>
+        <w:rPr>
+          <w:rFonts w:hint="eastAsia" w:ascii="Times New Roman" w:hAnsi="Times New Roman" w:eastAsia="FangSong" w:cs="Times New Roman"/>
+        </w:rPr>
+        <w:t>反应</w:t>
       </w:r>
       <w:r>
         <w:rPr>
@@ -26147,44 +25641,19 @@
         <w:rPr>
           <w:rFonts w:hint="eastAsia" w:ascii="Times New Roman" w:hAnsi="Times New Roman" w:eastAsia="FangSong" w:cs="Times New Roman"/>
         </w:rPr>
-        <w:t>用</w:t>
-      </w:r>
-      <w:r>
-        <w:rPr>
-          <w:rFonts w:ascii="Times New Roman" w:hAnsi="Times New Roman" w:eastAsia="Times New Roman" w:cs="Times New Roman"/>
-        </w:rPr>
-        <w:t xml:space="preserve"> Ag</w:t>
-      </w:r>
-      <w:r>
-        <w:rPr>
-          <w:rFonts w:ascii="Times New Roman" w:hAnsi="Times New Roman" w:eastAsia="Times New Roman" w:cs="Times New Roman"/>
-          <w:vertAlign w:val="subscript"/>
-        </w:rPr>
-        <w:t>2</w:t>
-      </w:r>
-      <w:r>
-        <w:rPr>
-          <w:rFonts w:ascii="Times New Roman" w:hAnsi="Times New Roman" w:eastAsia="Times New Roman" w:cs="Times New Roman"/>
-        </w:rPr>
-        <w:t xml:space="preserve">O </w:t>
-      </w:r>
-      <w:r>
-        <w:rPr>
-          <w:rFonts w:hint="eastAsia" w:ascii="Times New Roman" w:hAnsi="Times New Roman" w:eastAsia="FangSong" w:cs="Times New Roman"/>
-        </w:rPr>
-        <w:t>处理并加热</w:t>
-      </w:r>
-      <w:r>
-        <w:rPr>
-          <w:rFonts w:hint="eastAsia" w:ascii="Times New Roman" w:hAnsi="Times New Roman" w:eastAsia="Times New Roman" w:cs="Times New Roman"/>
-        </w:rPr>
-        <w:t>，</w:t>
-      </w:r>
-      <w:r>
-        <w:rPr>
-          <w:rFonts w:hint="eastAsia" w:ascii="Times New Roman" w:hAnsi="Times New Roman" w:eastAsia="FangSong" w:cs="Times New Roman"/>
-        </w:rPr>
-        <w:t>得到</w:t>
+        <w:t>与过量</w:t>
+      </w:r>
+      <w:r>
+        <w:rPr>
+          <w:rFonts w:ascii="Times New Roman" w:hAnsi="Times New Roman" w:eastAsia="Times New Roman" w:cs="Times New Roman"/>
+        </w:rPr>
+        <w:t xml:space="preserve"> HI </w:t>
+      </w:r>
+      <w:r>
+        <w:rPr>
+          <w:rFonts w:hint="eastAsia" w:ascii="Times New Roman" w:hAnsi="Times New Roman" w:eastAsia="FangSong" w:cs="Times New Roman"/>
+        </w:rPr>
+        <w:t xml:space="preserve">加热得到碘乙烷和</w:t>
       </w:r>
       <w:r>
         <w:rPr>
@@ -26202,19 +25671,7 @@
         <w:rPr>
           <w:rFonts w:hint="eastAsia" w:ascii="Times New Roman" w:hAnsi="Times New Roman" w:eastAsia="FangSong" w:cs="Times New Roman"/>
         </w:rPr>
-        <w:t>甲基</w:t>
-      </w:r>
-      <w:r>
-        <w:rPr>
-          <w:rFonts w:hint="eastAsia" w:ascii="Times New Roman" w:hAnsi="Times New Roman" w:eastAsia="Times New Roman" w:cs="Times New Roman"/>
-        </w:rPr>
-        <w:t>-1-</w:t>
-      </w:r>
-      <w:r>
-        <w:rPr>
-          <w:rFonts w:hint="eastAsia" w:ascii="Times New Roman" w:hAnsi="Times New Roman" w:eastAsia="FangSong" w:cs="Times New Roman"/>
-        </w:rPr>
-        <w:t>丁烯为主要产物</w:t>
+        <w:t>碘丁烷</w:t>
       </w:r>
       <w:r>
         <w:rPr>
@@ -26226,7 +25683,7 @@
         <w:rPr>
           <w:rFonts w:hint="eastAsia" w:ascii="Times New Roman" w:hAnsi="Times New Roman" w:eastAsia="FangSong" w:cs="Times New Roman"/>
         </w:rPr>
-        <w:t>推测</w:t>
+        <w:t>写出</w:t>
       </w:r>
       <w:r>
         <w:rPr>
@@ -26238,7 +25695,7 @@
         <w:rPr>
           <w:rFonts w:hint="eastAsia" w:ascii="Times New Roman" w:hAnsi="Times New Roman" w:eastAsia="FangSong" w:cs="Times New Roman"/>
         </w:rPr>
-        <w:t>的结构并写出反应机理</w:t>
+        <w:t>的结构式和反应式</w:t>
       </w:r>
       <w:r>
         <w:rPr>
@@ -26259,6 +25716,552 @@
         <w:rPr>
           <w:rFonts w:hint="eastAsia" w:ascii="Times New Roman" w:hAnsi="Times New Roman" w:eastAsia="FangSong" w:cs="Times New Roman"/>
         </w:rPr>
+        <w:t xml:space="preserve">设计从苯和不超过</w:t>
+      </w:r>
+      <w:r>
+        <w:rPr>
+          <w:rFonts w:ascii="Times New Roman" w:hAnsi="Times New Roman" w:eastAsia="Times New Roman" w:cs="Times New Roman"/>
+        </w:rPr>
+        <w:t xml:space="preserve"> 3 </w:t>
+      </w:r>
+      <w:r>
+        <w:rPr>
+          <w:rFonts w:hint="eastAsia" w:ascii="Times New Roman" w:hAnsi="Times New Roman" w:eastAsia="FangSong" w:cs="Times New Roman"/>
+        </w:rPr>
+        <w:t xml:space="preserve">个碳的有机物合成</w:t>
+      </w:r>
+      <w:r>
+        <w:rPr>
+          <w:rFonts w:ascii="Times New Roman" w:hAnsi="Times New Roman" w:eastAsia="Times New Roman" w:cs="Times New Roman"/>
+        </w:rPr>
+        <w:t xml:space="preserve"> </w:t>
+      </w:r>
+      <w:r>
+        <w:rPr>
+          <w:rFonts w:hint="eastAsia" w:ascii="Times New Roman" w:hAnsi="Times New Roman" w:eastAsia="Times New Roman" w:cs="Times New Roman"/>
+        </w:rPr>
+        <w:t>1-</w:t>
+      </w:r>
+      <w:r>
+        <w:rPr>
+          <w:rFonts w:hint="eastAsia" w:ascii="Times New Roman" w:hAnsi="Times New Roman" w:eastAsia="FangSong" w:cs="Times New Roman"/>
+        </w:rPr>
+        <w:t>苯基</w:t>
+      </w:r>
+      <w:r>
+        <w:rPr>
+          <w:rFonts w:hint="eastAsia" w:ascii="Times New Roman" w:hAnsi="Times New Roman" w:eastAsia="Times New Roman" w:cs="Times New Roman"/>
+        </w:rPr>
+        <w:t>-2-</w:t>
+      </w:r>
+      <w:r>
+        <w:rPr>
+          <w:rFonts w:hint="eastAsia" w:ascii="Times New Roman" w:hAnsi="Times New Roman" w:eastAsia="FangSong" w:cs="Times New Roman"/>
+        </w:rPr>
+        <w:t>丙醇的路线</w:t>
+      </w:r>
+      <w:r>
+        <w:rPr>
+          <w:rFonts w:hint="eastAsia" w:ascii="Times New Roman" w:hAnsi="Times New Roman" w:eastAsia="Times New Roman" w:cs="Times New Roman"/>
+        </w:rPr>
+        <w:t>。</w:t>
+      </w:r>
+    </w:p>
+    <w:p>
+      <w:pPr>
+        <w:pStyle w:val="Compact"/>
+        <w:numPr>
+          <w:ilvl w:val="0"/>
+          <w:numId w:val="1009"/>
+        </w:numPr>
+      </w:pPr>
+      <w:r>
+        <w:rPr>
+          <w:rFonts w:hint="eastAsia" w:ascii="Times New Roman" w:hAnsi="Times New Roman" w:eastAsia="FangSong" w:cs="Times New Roman"/>
+        </w:rPr>
+        <w:t>解释</w:t>
+      </w:r>
+      <w:r>
+        <w:rPr>
+          <w:rFonts w:hint="eastAsia" w:ascii="Times New Roman" w:hAnsi="Times New Roman" w:eastAsia="Times New Roman" w:cs="Times New Roman"/>
+        </w:rPr>
+        <w:t>：</w:t>
+      </w:r>
+      <w:r>
+        <w:rPr>
+          <w:rFonts w:hint="eastAsia" w:ascii="Times New Roman" w:hAnsi="Times New Roman" w:eastAsia="FangSong" w:cs="Times New Roman"/>
+        </w:rPr>
+        <w:t>为什么</w:t>
+      </w:r>
+      <w:r>
+        <w:rPr>
+          <w:rFonts w:ascii="Times New Roman" w:hAnsi="Times New Roman" w:eastAsia="Times New Roman" w:cs="Times New Roman"/>
+        </w:rPr>
+        <w:t xml:space="preserve"> </w:t>
+      </w:r>
+      <w:r>
+        <w:rPr>
+          <w:rFonts w:hint="eastAsia" w:ascii="Times New Roman" w:hAnsi="Times New Roman" w:eastAsia="Times New Roman" w:cs="Times New Roman"/>
+        </w:rPr>
+        <w:t>3-</w:t>
+      </w:r>
+      <w:r>
+        <w:rPr>
+          <w:rFonts w:hint="eastAsia" w:ascii="Times New Roman" w:hAnsi="Times New Roman" w:eastAsia="FangSong" w:cs="Times New Roman"/>
+        </w:rPr>
+        <w:t>丁烯</w:t>
+      </w:r>
+      <w:r>
+        <w:rPr>
+          <w:rFonts w:hint="eastAsia" w:ascii="Times New Roman" w:hAnsi="Times New Roman" w:eastAsia="Times New Roman" w:cs="Times New Roman"/>
+        </w:rPr>
+        <w:t>-1-</w:t>
+      </w:r>
+      <w:r>
+        <w:rPr>
+          <w:rFonts w:hint="eastAsia" w:ascii="Times New Roman" w:hAnsi="Times New Roman" w:eastAsia="FangSong" w:cs="Times New Roman"/>
+        </w:rPr>
+        <w:t>醇</w:t>
+      </w:r>
+      <w:r>
+        <w:rPr>
+          <w:rFonts w:hint="eastAsia" w:ascii="Times New Roman" w:hAnsi="Times New Roman" w:eastAsia="Times New Roman" w:cs="Times New Roman"/>
+        </w:rPr>
+        <w:t>（HOCH</w:t>
+      </w:r>
+      <w:r>
+        <w:rPr>
+          <w:rFonts w:hint="eastAsia" w:ascii="Times New Roman" w:hAnsi="Times New Roman" w:eastAsia="Times New Roman" w:cs="Times New Roman"/>
+          <w:vertAlign w:val="subscript"/>
+        </w:rPr>
+        <w:t>2</w:t>
+      </w:r>
+      <w:r>
+        <w:rPr>
+          <w:rFonts w:hint="eastAsia" w:ascii="Times New Roman" w:hAnsi="Times New Roman" w:eastAsia="Times New Roman" w:cs="Times New Roman"/>
+        </w:rPr>
+        <w:t>CH</w:t>
+      </w:r>
+      <w:r>
+        <w:rPr>
+          <w:rFonts w:hint="eastAsia" w:ascii="Times New Roman" w:hAnsi="Times New Roman" w:eastAsia="Times New Roman" w:cs="Times New Roman"/>
+          <w:vertAlign w:val="subscript"/>
+        </w:rPr>
+        <w:t>2</w:t>
+      </w:r>
+      <w:r>
+        <w:rPr>
+          <w:rFonts w:hint="eastAsia" w:ascii="Times New Roman" w:hAnsi="Times New Roman" w:eastAsia="Times New Roman" w:cs="Times New Roman"/>
+        </w:rPr>
+        <w:t>CH=CH</w:t>
+      </w:r>
+      <w:r>
+        <w:rPr>
+          <w:rFonts w:hint="eastAsia" w:ascii="Times New Roman" w:hAnsi="Times New Roman" w:eastAsia="Times New Roman" w:cs="Times New Roman"/>
+          <w:vertAlign w:val="subscript"/>
+        </w:rPr>
+        <w:t>2</w:t>
+      </w:r>
+      <w:r>
+        <w:rPr>
+          <w:rFonts w:hint="eastAsia" w:ascii="Times New Roman" w:hAnsi="Times New Roman" w:eastAsia="Times New Roman" w:cs="Times New Roman"/>
+        </w:rPr>
+        <w:t>）</w:t>
+      </w:r>
+      <w:r>
+        <w:rPr>
+          <w:rFonts w:hint="eastAsia" w:ascii="Times New Roman" w:hAnsi="Times New Roman" w:eastAsia="FangSong" w:cs="Times New Roman"/>
+        </w:rPr>
+        <w:t>与</w:t>
+      </w:r>
+      <w:r>
+        <w:rPr>
+          <w:rFonts w:ascii="Times New Roman" w:hAnsi="Times New Roman" w:eastAsia="Times New Roman" w:cs="Times New Roman"/>
+        </w:rPr>
+        <w:t xml:space="preserve"> HBr </w:t>
+      </w:r>
+      <w:r>
+        <w:rPr>
+          <w:rFonts w:hint="eastAsia" w:ascii="Times New Roman" w:hAnsi="Times New Roman" w:eastAsia="FangSong" w:cs="Times New Roman"/>
+        </w:rPr>
+        <w:t xml:space="preserve">反应的主要产物是</w:t>
+      </w:r>
+      <w:r>
+        <w:rPr>
+          <w:rFonts w:ascii="Times New Roman" w:hAnsi="Times New Roman" w:eastAsia="Times New Roman" w:cs="Times New Roman"/>
+        </w:rPr>
+        <w:t xml:space="preserve"> </w:t>
+      </w:r>
+      <w:r>
+        <w:rPr>
+          <w:rFonts w:hint="eastAsia" w:ascii="Times New Roman" w:hAnsi="Times New Roman" w:eastAsia="Times New Roman" w:cs="Times New Roman"/>
+        </w:rPr>
+        <w:t>1-</w:t>
+      </w:r>
+      <w:r>
+        <w:rPr>
+          <w:rFonts w:hint="eastAsia" w:ascii="Times New Roman" w:hAnsi="Times New Roman" w:eastAsia="FangSong" w:cs="Times New Roman"/>
+        </w:rPr>
+        <w:t>溴</w:t>
+      </w:r>
+      <w:r>
+        <w:rPr>
+          <w:rFonts w:hint="eastAsia" w:ascii="Times New Roman" w:hAnsi="Times New Roman" w:eastAsia="Times New Roman" w:cs="Times New Roman"/>
+        </w:rPr>
+        <w:t>-3-</w:t>
+      </w:r>
+      <w:r>
+        <w:rPr>
+          <w:rFonts w:hint="eastAsia" w:ascii="Times New Roman" w:hAnsi="Times New Roman" w:eastAsia="FangSong" w:cs="Times New Roman"/>
+        </w:rPr>
+        <w:t>丁烯</w:t>
+      </w:r>
+      <w:r>
+        <w:rPr>
+          <w:rFonts w:hint="eastAsia" w:ascii="Times New Roman" w:hAnsi="Times New Roman" w:eastAsia="Times New Roman" w:cs="Times New Roman"/>
+        </w:rPr>
+        <w:t>（BrCH</w:t>
+      </w:r>
+      <w:r>
+        <w:rPr>
+          <w:rFonts w:hint="eastAsia" w:ascii="Times New Roman" w:hAnsi="Times New Roman" w:eastAsia="Times New Roman" w:cs="Times New Roman"/>
+          <w:vertAlign w:val="subscript"/>
+        </w:rPr>
+        <w:t>2</w:t>
+      </w:r>
+      <w:r>
+        <w:rPr>
+          <w:rFonts w:hint="eastAsia" w:ascii="Times New Roman" w:hAnsi="Times New Roman" w:eastAsia="Times New Roman" w:cs="Times New Roman"/>
+        </w:rPr>
+        <w:t>CH</w:t>
+      </w:r>
+      <w:r>
+        <w:rPr>
+          <w:rFonts w:hint="eastAsia" w:ascii="Times New Roman" w:hAnsi="Times New Roman" w:eastAsia="Times New Roman" w:cs="Times New Roman"/>
+          <w:vertAlign w:val="subscript"/>
+        </w:rPr>
+        <w:t>2</w:t>
+      </w:r>
+      <w:r>
+        <w:rPr>
+          <w:rFonts w:hint="eastAsia" w:ascii="Times New Roman" w:hAnsi="Times New Roman" w:eastAsia="Times New Roman" w:cs="Times New Roman"/>
+        </w:rPr>
+        <w:t>CH=CH</w:t>
+      </w:r>
+      <w:r>
+        <w:rPr>
+          <w:rFonts w:hint="eastAsia" w:ascii="Times New Roman" w:hAnsi="Times New Roman" w:eastAsia="Times New Roman" w:cs="Times New Roman"/>
+          <w:vertAlign w:val="subscript"/>
+        </w:rPr>
+        <w:t>2</w:t>
+      </w:r>
+      <w:r>
+        <w:rPr>
+          <w:rFonts w:hint="eastAsia" w:ascii="Times New Roman" w:hAnsi="Times New Roman" w:eastAsia="Times New Roman" w:cs="Times New Roman"/>
+        </w:rPr>
+        <w:t>），</w:t>
+      </w:r>
+      <w:r>
+        <w:rPr>
+          <w:rFonts w:hint="eastAsia" w:ascii="Times New Roman" w:hAnsi="Times New Roman" w:eastAsia="FangSong" w:cs="Times New Roman"/>
+        </w:rPr>
+        <w:t>而不是</w:t>
+      </w:r>
+      <w:r>
+        <w:rPr>
+          <w:rFonts w:ascii="Times New Roman" w:hAnsi="Times New Roman" w:eastAsia="Times New Roman" w:cs="Times New Roman"/>
+        </w:rPr>
+        <w:t xml:space="preserve"> HBr </w:t>
+      </w:r>
+      <w:r>
+        <w:rPr>
+          <w:rFonts w:hint="eastAsia" w:ascii="Times New Roman" w:hAnsi="Times New Roman" w:eastAsia="FangSong" w:cs="Times New Roman"/>
+        </w:rPr>
+        <w:t>对双键直接加成的产物</w:t>
+      </w:r>
+      <w:r>
+        <w:rPr>
+          <w:rFonts w:hint="eastAsia" w:ascii="Times New Roman" w:hAnsi="Times New Roman" w:eastAsia="Times New Roman" w:cs="Times New Roman"/>
+        </w:rPr>
+        <w:t>？</w:t>
+      </w:r>
+    </w:p>
+    <w:p>
+      <w:pPr>
+        <w:pStyle w:val="Compact"/>
+        <w:numPr>
+          <w:ilvl w:val="0"/>
+          <w:numId w:val="1009"/>
+        </w:numPr>
+      </w:pPr>
+      <w:r>
+        <w:rPr>
+          <w:rFonts w:hint="eastAsia" w:ascii="Times New Roman" w:hAnsi="Times New Roman" w:eastAsia="FangSong" w:cs="Times New Roman"/>
+        </w:rPr>
+        <w:t xml:space="preserve">用</w:t>
+      </w:r>
+      <w:r>
+        <w:rPr>
+          <w:rFonts w:ascii="Times New Roman" w:hAnsi="Times New Roman" w:eastAsia="Times New Roman" w:cs="Times New Roman"/>
+        </w:rPr>
+        <w:t xml:space="preserve"> Hinsberg </w:t>
+      </w:r>
+      <w:r>
+        <w:rPr>
+          <w:rFonts w:hint="eastAsia" w:ascii="Times New Roman" w:hAnsi="Times New Roman" w:eastAsia="FangSong" w:cs="Times New Roman"/>
+        </w:rPr>
+        <w:t>反应和重氮化反应设计一套区分正丁胺</w:t>
+      </w:r>
+      <w:r>
+        <w:rPr>
+          <w:rFonts w:hint="eastAsia" w:ascii="Times New Roman" w:hAnsi="Times New Roman" w:eastAsia="Times New Roman" w:cs="Times New Roman"/>
+        </w:rPr>
+        <w:t>、</w:t>
+      </w:r>
+      <w:r>
+        <w:rPr>
+          <w:rFonts w:hint="eastAsia" w:ascii="Times New Roman" w:hAnsi="Times New Roman" w:eastAsia="FangSong" w:cs="Times New Roman"/>
+        </w:rPr>
+        <w:t>二乙胺和三甲胺的方案</w:t>
+      </w:r>
+      <w:r>
+        <w:rPr>
+          <w:rFonts w:hint="eastAsia" w:ascii="Times New Roman" w:hAnsi="Times New Roman" w:eastAsia="Times New Roman" w:cs="Times New Roman"/>
+        </w:rPr>
+        <w:t>。</w:t>
+      </w:r>
+    </w:p>
+    <w:bookmarkEnd w:id="32"/>
+    <w:bookmarkStart w:id="33" w:name="挑战"/>
+    <w:p>
+      <w:pPr>
+        <w:pStyle w:val="Heading3"/>
+        <w:spacing w:before="280" w:after="120"/>
+      </w:pPr>
+      <w:r>
+        <w:rPr>
+          <w:rFonts w:ascii="Times New Roman" w:hAnsi="Times New Roman" w:eastAsia="Times New Roman" w:cs="Times New Roman"/>
+        </w:rPr>
+        <w:t xml:space="preserve">6.3 </w:t>
+      </w:r>
+      <w:r>
+        <w:rPr>
+          <w:rFonts w:hint="eastAsia" w:ascii="Times New Roman" w:hAnsi="Times New Roman" w:eastAsia="SimHei" w:cs="Times New Roman"/>
+        </w:rPr>
+        <w:t>挑战</w:t>
+      </w:r>
+      <w:r>
+        <w:rPr>
+          <w:rFonts w:hint="eastAsia" w:ascii="Times New Roman" w:hAnsi="Times New Roman" w:eastAsia="Times New Roman" w:cs="Times New Roman"/>
+        </w:rPr>
+        <w:t>（⭐⭐⭐⭐⭐）</w:t>
+      </w:r>
+    </w:p>
+    <w:p>
+      <w:pPr>
+        <w:pStyle w:val="Compact"/>
+        <w:numPr>
+          <w:ilvl w:val="0"/>
+          <w:numId w:val="1010"/>
+        </w:numPr>
+      </w:pPr>
+      <w:r>
+        <w:rPr>
+          <w:rFonts w:hint="eastAsia" w:ascii="Times New Roman" w:hAnsi="Times New Roman" w:eastAsia="FangSong" w:cs="Times New Roman"/>
+        </w:rPr>
+        <w:t xml:space="preserve">某胺</w:t>
+      </w:r>
+      <w:r>
+        <w:rPr>
+          <w:rFonts w:ascii="Times New Roman" w:hAnsi="Times New Roman" w:eastAsia="Times New Roman" w:cs="Times New Roman"/>
+        </w:rPr>
+        <w:t xml:space="preserve"> </w:t>
+      </w:r>
+      <w:r>
+        <w:rPr>
+          <w:rFonts w:hint="eastAsia" w:ascii="Times New Roman" w:hAnsi="Times New Roman" w:eastAsia="Times New Roman" w:cs="Times New Roman"/>
+        </w:rPr>
+        <w:t>A(C</w:t>
+      </w:r>
+      <w:r>
+        <w:rPr>
+          <w:rFonts w:hint="eastAsia" w:ascii="Times New Roman" w:hAnsi="Times New Roman" w:eastAsia="Times New Roman" w:cs="Times New Roman"/>
+          <w:vertAlign w:val="subscript"/>
+        </w:rPr>
+        <w:t>5</w:t>
+      </w:r>
+      <w:r>
+        <w:rPr>
+          <w:rFonts w:hint="eastAsia" w:ascii="Times New Roman" w:hAnsi="Times New Roman" w:eastAsia="Times New Roman" w:cs="Times New Roman"/>
+        </w:rPr>
+        <w:t>H</w:t>
+      </w:r>
+      <w:r>
+        <w:rPr>
+          <w:rFonts w:hint="eastAsia" w:ascii="Times New Roman" w:hAnsi="Times New Roman" w:eastAsia="Times New Roman" w:cs="Times New Roman"/>
+          <w:vertAlign w:val="subscript"/>
+        </w:rPr>
+        <w:t>13</w:t>
+      </w:r>
+      <w:r>
+        <w:rPr>
+          <w:rFonts w:hint="eastAsia" w:ascii="Times New Roman" w:hAnsi="Times New Roman" w:eastAsia="Times New Roman" w:cs="Times New Roman"/>
+        </w:rPr>
+        <w:t>N)</w:t>
+      </w:r>
+      <w:r>
+        <w:rPr>
+          <w:rFonts w:hint="eastAsia" w:ascii="Times New Roman" w:hAnsi="Times New Roman" w:eastAsia="FangSong" w:cs="Times New Roman"/>
+        </w:rPr>
+        <w:t>与</w:t>
+      </w:r>
+      <w:r>
+        <w:rPr>
+          <w:rFonts w:ascii="Times New Roman" w:hAnsi="Times New Roman" w:eastAsia="Times New Roman" w:cs="Times New Roman"/>
+        </w:rPr>
+        <w:t xml:space="preserve"> CH</w:t>
+      </w:r>
+      <w:r>
+        <w:rPr>
+          <w:rFonts w:ascii="Times New Roman" w:hAnsi="Times New Roman" w:eastAsia="Times New Roman" w:cs="Times New Roman"/>
+          <w:vertAlign w:val="subscript"/>
+        </w:rPr>
+        <w:t>3</w:t>
+      </w:r>
+      <w:r>
+        <w:rPr>
+          <w:rFonts w:ascii="Times New Roman" w:hAnsi="Times New Roman" w:eastAsia="Times New Roman" w:cs="Times New Roman"/>
+        </w:rPr>
+        <w:t xml:space="preserve">I </w:t>
+      </w:r>
+      <w:r>
+        <w:rPr>
+          <w:rFonts w:hint="eastAsia" w:ascii="Times New Roman" w:hAnsi="Times New Roman" w:eastAsia="FangSong" w:cs="Times New Roman"/>
+        </w:rPr>
+        <w:t>过量反应后</w:t>
+      </w:r>
+      <w:r>
+        <w:rPr>
+          <w:rFonts w:hint="eastAsia" w:ascii="Times New Roman" w:hAnsi="Times New Roman" w:eastAsia="Times New Roman" w:cs="Times New Roman"/>
+        </w:rPr>
+        <w:t>，</w:t>
+      </w:r>
+      <w:r>
+        <w:rPr>
+          <w:rFonts w:hint="eastAsia" w:ascii="Times New Roman" w:hAnsi="Times New Roman" w:eastAsia="FangSong" w:cs="Times New Roman"/>
+        </w:rPr>
+        <w:t>用</w:t>
+      </w:r>
+      <w:r>
+        <w:rPr>
+          <w:rFonts w:ascii="Times New Roman" w:hAnsi="Times New Roman" w:eastAsia="Times New Roman" w:cs="Times New Roman"/>
+        </w:rPr>
+        <w:t xml:space="preserve"> Ag</w:t>
+      </w:r>
+      <w:r>
+        <w:rPr>
+          <w:rFonts w:ascii="Times New Roman" w:hAnsi="Times New Roman" w:eastAsia="Times New Roman" w:cs="Times New Roman"/>
+          <w:vertAlign w:val="subscript"/>
+        </w:rPr>
+        <w:t>2</w:t>
+      </w:r>
+      <w:r>
+        <w:rPr>
+          <w:rFonts w:ascii="Times New Roman" w:hAnsi="Times New Roman" w:eastAsia="Times New Roman" w:cs="Times New Roman"/>
+        </w:rPr>
+        <w:t xml:space="preserve">O </w:t>
+      </w:r>
+      <w:r>
+        <w:rPr>
+          <w:rFonts w:hint="eastAsia" w:ascii="Times New Roman" w:hAnsi="Times New Roman" w:eastAsia="FangSong" w:cs="Times New Roman"/>
+        </w:rPr>
+        <w:t>处理并加热</w:t>
+      </w:r>
+      <w:r>
+        <w:rPr>
+          <w:rFonts w:hint="eastAsia" w:ascii="Times New Roman" w:hAnsi="Times New Roman" w:eastAsia="Times New Roman" w:cs="Times New Roman"/>
+        </w:rPr>
+        <w:t>，</w:t>
+      </w:r>
+      <w:r>
+        <w:rPr>
+          <w:rFonts w:hint="eastAsia" w:ascii="Times New Roman" w:hAnsi="Times New Roman" w:eastAsia="FangSong" w:cs="Times New Roman"/>
+        </w:rPr>
+        <w:t>得到</w:t>
+      </w:r>
+      <w:r>
+        <w:rPr>
+          <w:rFonts w:ascii="Times New Roman" w:hAnsi="Times New Roman" w:eastAsia="Times New Roman" w:cs="Times New Roman"/>
+        </w:rPr>
+        <w:t xml:space="preserve"> </w:t>
+      </w:r>
+      <w:r>
+        <w:rPr>
+          <w:rFonts w:hint="eastAsia" w:ascii="Times New Roman" w:hAnsi="Times New Roman" w:eastAsia="Times New Roman" w:cs="Times New Roman"/>
+        </w:rPr>
+        <w:t>2-</w:t>
+      </w:r>
+      <w:r>
+        <w:rPr>
+          <w:rFonts w:hint="eastAsia" w:ascii="Times New Roman" w:hAnsi="Times New Roman" w:eastAsia="FangSong" w:cs="Times New Roman"/>
+        </w:rPr>
+        <w:t>甲基</w:t>
+      </w:r>
+      <w:r>
+        <w:rPr>
+          <w:rFonts w:hint="eastAsia" w:ascii="Times New Roman" w:hAnsi="Times New Roman" w:eastAsia="Times New Roman" w:cs="Times New Roman"/>
+        </w:rPr>
+        <w:t>-1-</w:t>
+      </w:r>
+      <w:r>
+        <w:rPr>
+          <w:rFonts w:hint="eastAsia" w:ascii="Times New Roman" w:hAnsi="Times New Roman" w:eastAsia="FangSong" w:cs="Times New Roman"/>
+        </w:rPr>
+        <w:t>丁烯为主要产物</w:t>
+      </w:r>
+      <w:r>
+        <w:rPr>
+          <w:rFonts w:hint="eastAsia" w:ascii="Times New Roman" w:hAnsi="Times New Roman" w:eastAsia="Times New Roman" w:cs="Times New Roman"/>
+        </w:rPr>
+        <w:t>。</w:t>
+      </w:r>
+      <w:r>
+        <w:rPr>
+          <w:rFonts w:hint="eastAsia" w:ascii="Times New Roman" w:hAnsi="Times New Roman" w:eastAsia="FangSong" w:cs="Times New Roman"/>
+        </w:rPr>
+        <w:t>推测</w:t>
+      </w:r>
+      <w:r>
+        <w:rPr>
+          <w:rFonts w:ascii="Times New Roman" w:hAnsi="Times New Roman" w:eastAsia="Times New Roman" w:cs="Times New Roman"/>
+        </w:rPr>
+        <w:t xml:space="preserve"> A </w:t>
+      </w:r>
+      <w:r>
+        <w:rPr>
+          <w:rFonts w:hint="eastAsia" w:ascii="Times New Roman" w:hAnsi="Times New Roman" w:eastAsia="FangSong" w:cs="Times New Roman"/>
+        </w:rPr>
+        <w:t>的结构并写出反应机理</w:t>
+      </w:r>
+      <w:r>
+        <w:rPr>
+          <w:rFonts w:hint="eastAsia" w:ascii="Times New Roman" w:hAnsi="Times New Roman" w:eastAsia="Times New Roman" w:cs="Times New Roman"/>
+        </w:rPr>
+        <w:t>。</w:t>
+      </w:r>
+    </w:p>
+    <w:p>
+      <w:pPr>
+        <w:pStyle w:val="Compact"/>
+        <w:numPr>
+          <w:ilvl w:val="0"/>
+          <w:numId w:val="1010"/>
+        </w:numPr>
+      </w:pPr>
+      <w:r>
+        <w:rPr>
+          <w:rFonts w:hint="eastAsia" w:ascii="Times New Roman" w:hAnsi="Times New Roman" w:eastAsia="FangSong" w:cs="Times New Roman"/>
+        </w:rPr>
         <w:t>设计一条从苯出发合成对氨基苯甲酸</w:t>
       </w:r>
       <w:r>
@@ -26334,7 +26337,7 @@
         <w:pStyle w:val="Compact"/>
         <w:numPr>
           <w:ilvl w:val="0"/>
-          <w:numId w:val="1010"/>
+          <w:numId w:val="1011"/>
         </w:numPr>
       </w:pPr>
       <w:r>
@@ -26517,7 +26520,7 @@
         <w:pStyle w:val="Compact"/>
         <w:numPr>
           <w:ilvl w:val="0"/>
-          <w:numId w:val="1010"/>
+          <w:numId w:val="1011"/>
         </w:numPr>
       </w:pPr>
       <w:r>
@@ -26684,7 +26687,7 @@
         <w:pStyle w:val="Compact"/>
         <w:numPr>
           <w:ilvl w:val="0"/>
-          <w:numId w:val="1010"/>
+          <w:numId w:val="1011"/>
         </w:numPr>
       </w:pPr>
       <w:r>
@@ -26873,7 +26876,7 @@
         <w:pStyle w:val="Compact"/>
         <w:numPr>
           <w:ilvl w:val="0"/>
-          <w:numId w:val="1010"/>
+          <w:numId w:val="1011"/>
         </w:numPr>
       </w:pPr>
       <w:r>
@@ -27093,7 +27096,7 @@
         <w:pStyle w:val="Compact"/>
         <w:numPr>
           <w:ilvl w:val="0"/>
-          <w:numId w:val="1010"/>
+          <w:numId w:val="1011"/>
         </w:numPr>
       </w:pPr>
       <w:r>
@@ -27414,7 +27417,7 @@
         <w:pStyle w:val="Compact"/>
         <w:numPr>
           <w:ilvl w:val="0"/>
-          <w:numId w:val="1010"/>
+          <w:numId w:val="1011"/>
         </w:numPr>
       </w:pPr>
       <w:r>
@@ -27759,7 +27762,7 @@
         <w:pStyle w:val="Compact"/>
         <w:numPr>
           <w:ilvl w:val="0"/>
-          <w:numId w:val="1010"/>
+          <w:numId w:val="1011"/>
         </w:numPr>
       </w:pPr>
       <w:r>
@@ -28178,7 +28181,7 @@
         <w:pStyle w:val="Compact"/>
         <w:numPr>
           <w:ilvl w:val="0"/>
-          <w:numId w:val="1010"/>
+          <w:numId w:val="1011"/>
         </w:numPr>
       </w:pPr>
       <w:r>
@@ -28416,7 +28419,7 @@
         <w:pStyle w:val="Compact"/>
         <w:numPr>
           <w:ilvl w:val="0"/>
-          <w:numId w:val="1010"/>
+          <w:numId w:val="1011"/>
         </w:numPr>
       </w:pPr>
       <w:r>
@@ -28526,7 +28529,7 @@
         <w:pStyle w:val="Compact"/>
         <w:numPr>
           <w:ilvl w:val="1"/>
-          <w:numId w:val="1011"/>
+          <w:numId w:val="1012"/>
         </w:numPr>
       </w:pPr>
       <w:r>
@@ -28681,7 +28684,7 @@
         <w:pStyle w:val="Compact"/>
         <w:numPr>
           <w:ilvl w:val="1"/>
-          <w:numId w:val="1011"/>
+          <w:numId w:val="1012"/>
         </w:numPr>
       </w:pPr>
       <w:r>
@@ -28800,7 +28803,7 @@
         <w:pStyle w:val="Compact"/>
         <w:numPr>
           <w:ilvl w:val="1"/>
-          <w:numId w:val="1011"/>
+          <w:numId w:val="1012"/>
         </w:numPr>
       </w:pPr>
       <w:r>
@@ -29191,7 +29194,7 @@
         <w:pStyle w:val="Compact"/>
         <w:numPr>
           <w:ilvl w:val="0"/>
-          <w:numId w:val="1010"/>
+          <w:numId w:val="1011"/>
         </w:numPr>
       </w:pPr>
       <w:r>
@@ -30159,6 +30162,9 @@
     <w:abstractNumId w:val="991"/>
   </w:num>
   <w:num w:numId="1007">
+    <w:abstractNumId w:val="991"/>
+  </w:num>
+  <w:num w:numId="1008">
     <w:abstractNumId w:val="99411"/>
     <w:lvlOverride w:ilvl="0">
       <w:startOverride w:val="1"/>
@@ -30188,7 +30194,7 @@
       <w:startOverride w:val="1"/>
     </w:lvlOverride>
   </w:num>
-  <w:num w:numId="1008">
+  <w:num w:numId="1009">
     <w:abstractNumId w:val="99415"/>
     <w:lvlOverride w:ilvl="0">
       <w:startOverride w:val="5"/>
@@ -30218,7 +30224,7 @@
       <w:startOverride w:val="5"/>
     </w:lvlOverride>
   </w:num>
-  <w:num w:numId="1009">
+  <w:num w:numId="1010">
     <w:abstractNumId w:val="99419"/>
     <w:lvlOverride w:ilvl="0">
       <w:startOverride w:val="9"/>
@@ -30248,7 +30254,7 @@
       <w:startOverride w:val="9"/>
     </w:lvlOverride>
   </w:num>
-  <w:num w:numId="1010">
+  <w:num w:numId="1011">
     <w:abstractNumId w:val="99411"/>
     <w:lvlOverride w:ilvl="0">
       <w:startOverride w:val="1"/>
@@ -30278,7 +30284,7 @@
       <w:startOverride w:val="1"/>
     </w:lvlOverride>
   </w:num>
-  <w:num w:numId="1011">
+  <w:num w:numId="1012">
     <w:abstractNumId w:val="991"/>
   </w:num>
 </w:numbering>

--- a/06-学生侧材料/讲义/有机化学/醇醚胺酚.docx
+++ b/06-学生侧材料/讲义/有机化学/醇醚胺酚.docx
@@ -30968,7 +30968,7 @@
     <ns0:name ns0:val="Verbatim Char"/>
     <ns0:basedOn ns0:val="BodyTextChar"/>
     <ns0:rPr>
-      <ns0:rFonts ns0:ascii="Times New Roman" ns0:cs="Times New Roman" ns0:eastAsia="FangSong" ns0:hAnsi="Times New Roman"/>
+      <ns0:rFonts ns0:ascii="SimSun" ns0:hAnsi="SimSun" ns0:eastAsia="SimSun" ns0:cs="SimSun"/>
       <ns0:b ns0:val="0"/>
       <ns0:sz ns0:val="20"/>
     </ns0:rPr>
@@ -31022,7 +31022,7 @@
       <w:wordWrap w:val="off"/>
     </w:pPr>
     <ns0:rPr>
-      <w:rFonts ns0:ascii="Times New Roman" ns0:hAnsi="Times New Roman" ns0:eastAsia="FangSong" ns0:cs="Times New Roman"/>
+      <w:rFonts w:ascii="SimSun" w:hAnsi="SimSun" w:eastAsia="SimSun" w:cs="SimSun"/>
     </ns0:rPr>
   </w:style>
   <w:style w:type="character" w:customStyle="1" w:styleId="KeywordTok">
